--- a/products/kindle/vol3_notices/manuscript.docx
+++ b/products/kindle/vol3_notices/manuscript.docx
@@ -7,19 +7,7 @@
         <w:pStyle w:val="Title"/>
       </w:pPr>
       <w:r>
-        <w:t xml:space="preserve">スライムと覚える</w:t>
-      </w:r>
-      <w:r>
-        <w:t xml:space="preserve"> </w:t>
-      </w:r>
-      <w:r>
-        <w:t xml:space="preserve">AIへの頼み方テンプレ集③</w:t>
-      </w:r>
-      <w:r>
-        <w:t xml:space="preserve"> </w:t>
-      </w:r>
-      <w:r>
-        <w:t xml:space="preserve">PTA・町内会・サークルのお知らせ編</w:t>
+        <w:t xml:space="preserve">���������������������</w:t>
       </w:r>
     </w:p>
     <w:p>
@@ -51,7 +39,7 @@
             <w:pStyle w:val="TOCHeading"/>
           </w:pPr>
           <w:r>
-            <w:t xml:space="preserve">���������</w:t>
+            <w:t xml:space="preserve">Table of Contents</w:t>
           </w:r>
         </w:p>
         <w:p>
@@ -29882,7 +29870,7 @@
   <w:docDefaults>
     <w:rPrDefault>
       <w:rPr>
-        <w:rFonts w:asciiTheme="minorHAnsi" w:cstheme="minorBidi" w:eastAsiaTheme="minorHAnsi" w:hAnsiTheme="minorHAnsi"/>
+        <w:rFonts w:ascii="Hiragino Sans" w:cs="Hiragino Sans" w:eastAsia="Hiragino Sans" w:hAnsi="Hiragino Sans"/>
         <w:sz w:val="24"/>
         <w:szCs w:val="24"/>
         <w:lang w:bidi="ar-SA" w:eastAsia="en-US" w:val="ja"/>
@@ -29890,7 +29878,7 @@
     </w:rPrDefault>
     <w:pPrDefault>
       <w:pPr>
-        <w:spacing w:after="200"/>
+        <w:spacing w:after="220" w:line="380" w:lineRule="auto"/>
       </w:pPr>
     </w:pPrDefault>
   </w:docDefaults>

--- a/products/kindle/vol3_notices/manuscript.docx
+++ b/products/kindle/vol3_notices/manuscript.docx
@@ -7,7 +7,7 @@
         <w:pStyle w:val="Title"/>
       </w:pPr>
       <w:r>
-        <w:t xml:space="preserve">���������������������</w:t>
+        <w:t xml:space="preserve">スライムと覚える AIへの頼み方テンプレ集③</w:t>
       </w:r>
     </w:p>
     <w:p>

--- a/products/kindle/vol3_notices/manuscript.docx
+++ b/products/kindle/vol3_notices/manuscript.docx
@@ -15,7 +15,7 @@
         <w:pStyle w:val="Subtitle"/>
       </w:pPr>
       <w:r>
-        <w:t xml:space="preserve">行事の案内・集金・役員募集・中止の連絡・LINE・回覧板・アンケートが、コピペで書ける59のテンプレ</w:t>
+        <w:t xml:space="preserve">行事の案内・集金・役員募集・中止の連絡・グループ連絡・回覧板・アンケートが、コピペで書ける59のテンプレ</w:t>
       </w:r>
     </w:p>
     <w:p>
@@ -92,7 +92,7 @@
         <w:t xml:space="preserve">架空の内容</w:t>
       </w:r>
       <w:r>
-        <w:t xml:space="preserve">で埋めた頼み方を、AI（Anthropic社のClaude）に</w:t>
+        <w:t xml:space="preserve">で埋めた頼み方を、対話型のAIに</w:t>
       </w:r>
       <w:r>
         <w:rPr>
@@ -102,7 +102,7 @@
         <w:t xml:space="preserve">1つずつ別々に送って、返ってきた答え</w:t>
       </w:r>
       <w:r>
-        <w:t xml:space="preserve">です。言い回しは直さず、そのまま載せています（見出しや太字の記号〔#や**〕だけは、読みやすさのために取りのぞいています）。答えが文の形で返ってこなかったテンプレ2つ（41・49）だけは、頼みなおした答えを載せ、そのことを各テンプレに書いています。</w:t>
+        <w:t xml:space="preserve">です。言い回しは直さず、そのまま載せています（見出しや太字の記号〔#や**〕だけは、読みやすさのために取りのぞいています。表は、AIが返した「|」や「—」の記号のまま載せています）。答えが文の形で返ってこなかったテンプレ2つ（41・49）だけは、頼みなおした答えを載せ、そのことを各テンプレに書いています。</w:t>
       </w:r>
     </w:p>
     <w:p>
@@ -114,7 +114,7 @@
         <w:pStyle w:val="Compact"/>
       </w:pPr>
       <w:r>
-        <w:t xml:space="preserve">試したのは2026年10月です。この本を書いたAIと同じ系統のAIで試しているので、ほかのAIのサービスでは、答えの雰囲気が変わることがあります。</w:t>
+        <w:t xml:space="preserve">試したのは2026年10月です。使うAIのサービスや時期によって、答えの雰囲気は変わることがあります。</w:t>
       </w:r>
     </w:p>
     <w:p>
@@ -213,7 +213,7 @@
         <w:t xml:space="preserve">PTAの係になった。町内会の班長が回ってきた。サークルの幹事をたのまれた。</w:t>
       </w:r>
       <w:r>
-        <w:t xml:space="preserve"> </w:t>
+        <w:br/>
       </w:r>
       <w:r>
         <w:t xml:space="preserve">そうなると、やってくるのが「お知らせ文」の仕事です。</w:t>
@@ -227,16 +227,16 @@
         <w:t xml:space="preserve">「来週の清掃、どう書けば人が来てくれるんだろう」</w:t>
       </w:r>
       <w:r>
-        <w:t xml:space="preserve"> </w:t>
+        <w:br/>
       </w:r>
       <w:r>
         <w:t xml:space="preserve">「会費を払っていない人に、どう伝えたら角が立たないかな」</w:t>
       </w:r>
       <w:r>
-        <w:t xml:space="preserve"> </w:t>
-      </w:r>
-      <w:r>
-        <w:t xml:space="preserve">「回覧板は、ご年配の方も読むから、読みやすくしたい」</w:t>
+        <w:br/>
+      </w:r>
+      <w:r>
+        <w:t xml:space="preserve">「回覧板は、ご高齢の方も読むから、読みやすくしたい」</w:t>
       </w:r>
     </w:p>
     <w:p>
@@ -247,7 +247,7 @@
         <w:t xml:space="preserve">お知らせ文は、短いのに気をつかいます。書く人も、ほとんどがボランティアです。</w:t>
       </w:r>
       <w:r>
-        <w:t xml:space="preserve"> </w:t>
+        <w:br/>
       </w:r>
       <w:r>
         <w:t xml:space="preserve">仕事や家のことの合間に、夜おそくまで文面に悩んでいる人も多いのではないでしょうか。</w:t>
@@ -583,7 +583,7 @@
         <w:t xml:space="preserve">「あなたは〇〇小学校PTAのお知らせ係です。保護者向けのお知らせ文を書いてください。」</w:t>
       </w:r>
       <w:r>
-        <w:t xml:space="preserve"> </w:t>
+        <w:br/>
       </w:r>
       <w:r>
         <w:t xml:space="preserve">このように、</w:t>
@@ -627,7 +627,7 @@
         <w:t xml:space="preserve">。</w:t>
       </w:r>
       <w:r>
-        <w:t xml:space="preserve"> </w:t>
+        <w:br/>
       </w:r>
       <w:r>
         <w:t xml:space="preserve">文章でまとめて渡すより、抜けやまちがいが起きにくくなります。</w:t>
@@ -690,7 +690,7 @@
         <w:t xml:space="preserve">ことがあります。</w:t>
       </w:r>
       <w:r>
-        <w:t xml:space="preserve"> </w:t>
+        <w:br/>
       </w:r>
       <w:r>
         <w:t xml:space="preserve">講師の経歴、来場者の人数、「毎年大好評」などの言葉は、事実でなければ困ります。</w:t>
@@ -704,7 +704,7 @@
         <w:t xml:space="preserve">「私が書いた内容だけを使い、付け足さないでください」</w:t>
       </w:r>
       <w:r>
-        <w:t xml:space="preserve"> </w:t>
+        <w:br/>
       </w:r>
       <w:r>
         <w:t xml:space="preserve">「数字は私が書いたものだけを使ってください」</w:t>
@@ -746,7 +746,7 @@
         <w:t xml:space="preserve">を伝えます。</w:t>
       </w:r>
       <w:r>
-        <w:t xml:space="preserve"> </w:t>
+        <w:br/>
       </w:r>
       <w:r>
         <w:t xml:space="preserve">同じ内容でも、紙で配るのか、LINEで送るのか、掲示板にはるのかで、ちょうどよい長さはちがいます。</w:t>
@@ -836,7 +836,7 @@
         <w:pStyle w:val="FirstParagraph"/>
       </w:pPr>
       <w:r>
-        <w:t xml:space="preserve">お知らせ文で一番多い事故は、</w:t>
+        <w:t xml:space="preserve">お知らせ文で起きやすいまちがいは、</w:t>
       </w:r>
       <w:r>
         <w:rPr>
@@ -859,7 +859,7 @@
         <w:t xml:space="preserve">です。</w:t>
       </w:r>
       <w:r>
-        <w:t xml:space="preserve"> </w:t>
+        <w:br/>
       </w:r>
       <w:r>
         <w:t xml:space="preserve">AIは、曜日をまちがえることがあります。合計金額の計算も、まちがえることがあります。</w:t>
@@ -906,7 +906,7 @@
         <w:pStyle w:val="FirstParagraph"/>
       </w:pPr>
       <w:r>
-        <w:t xml:space="preserve">この本の出力例でも、日付と曜日は、こちらでカレンダーを見てから頼み方に書いています。</w:t>
+        <w:t xml:space="preserve">この本の出力例でも、日付と曜日は、こちらでカレンダーを見てから頼み方に書いています（2026年10月に作ったので、11月・12月の例は2026年、1月〜7月の例は2027年のカレンダーです）。</w:t>
       </w:r>
     </w:p>
     <w:bookmarkEnd w:id="29"/>
@@ -937,7 +937,7 @@
         <w:t xml:space="preserve">をつけることがあります。この本の出力例にも、そのまま残しています。</w:t>
       </w:r>
       <w:r>
-        <w:t xml:space="preserve"> </w:t>
+        <w:br/>
       </w:r>
       <w:r>
         <w:t xml:space="preserve">配るときは、この部分を消してから使ってください。</w:t>
@@ -968,7 +968,7 @@
         <w:t xml:space="preserve">PTAや町内会は、仕事とちがって「上司と部下」がありません。みんな対等で、しかもご近所です。</w:t>
       </w:r>
       <w:r>
-        <w:t xml:space="preserve"> </w:t>
+        <w:br/>
       </w:r>
       <w:r>
         <w:t xml:space="preserve">だからこそ、</w:t>
@@ -984,7 +984,7 @@
         <w:t xml:space="preserve">で、受け取る気持ちが大きく変わります。</w:t>
       </w:r>
       <w:r>
-        <w:t xml:space="preserve"> </w:t>
+        <w:br/>
       </w:r>
       <w:r>
         <w:t xml:space="preserve">AIに頼むときに、次のような条件を足してみてください。</w:t>
@@ -1246,7 +1246,7 @@
         <w:t xml:space="preserve">なります。</w:t>
       </w:r>
       <w:r>
-        <w:t xml:space="preserve"> </w:t>
+        <w:br/>
       </w:r>
       <w:r>
         <w:t xml:space="preserve">そのときは「お願いの中身ははっきり残してください」と頼みましょう。</w:t>
@@ -1481,7 +1481,7 @@
           <w:bCs/>
           <w:b/>
         </w:rPr>
-        <w:t xml:space="preserve">サービスや契約によって違います</w:t>
+        <w:t xml:space="preserve">サービスや契約によってちがいます</w:t>
       </w:r>
       <w:r>
         <w:t xml:space="preserve">。この本では、特定のサービスについて「安全」「危険」とは言い切りません。使う前に、利用規約やプライバシーの説明を確かめてください。</w:t>
@@ -1637,7 +1637,7 @@
         <w:t xml:space="preserve">① 場面</w:t>
       </w:r>
       <w:r>
-        <w:t xml:space="preserve"> </w:t>
+        <w:br/>
       </w:r>
       <w:r>
         <w:t xml:space="preserve">運動会、バザー、見学会など、どんな行事にも使える基本形です。まずはこれを覚えると、ほかのテンプレも楽になります。</w:t>
@@ -2370,7 +2370,7 @@
         <w:t xml:space="preserve">① 場面</w:t>
       </w:r>
       <w:r>
-        <w:t xml:space="preserve"> </w:t>
+        <w:br/>
       </w:r>
       <w:r>
         <w:t xml:space="preserve">町内会の清掃活動や草取りの案内です。「なるべく参加してほしいけれど、強制には聞こえたくない」ときに。</w:t>
@@ -2826,7 +2826,7 @@
         <w:t xml:space="preserve">① 場面</w:t>
       </w:r>
       <w:r>
-        <w:t xml:space="preserve"> </w:t>
+        <w:br/>
       </w:r>
       <w:r>
         <w:t xml:space="preserve">町内会や子ども会のお祭りの案内です。楽しさが伝わる文と、注意事項の両方を入れたいときに。</w:t>
@@ -3354,7 +3354,7 @@
         <w:t xml:space="preserve">① 場面</w:t>
       </w:r>
       <w:r>
-        <w:t xml:space="preserve"> </w:t>
+        <w:br/>
       </w:r>
       <w:r>
         <w:t xml:space="preserve">コーラス、書道、写真などのサークルが、発表会や作品展に人を呼びたいときに。</w:t>
@@ -3912,7 +3912,7 @@
         <w:t xml:space="preserve">① 場面</w:t>
       </w:r>
       <w:r>
-        <w:t xml:space="preserve"> </w:t>
+        <w:br/>
       </w:r>
       <w:r>
         <w:t xml:space="preserve">PTAや町内会で、講師を呼んで話を聞く会の案内です。</w:t>
@@ -4429,7 +4429,7 @@
         <w:t xml:space="preserve">① 場面</w:t>
       </w:r>
       <w:r>
-        <w:t xml:space="preserve"> </w:t>
+        <w:br/>
       </w:r>
       <w:r>
         <w:t xml:space="preserve">町内会や自主防災会の訓練の案内です。参加してほしい理由を、怖がらせずに伝えます。</w:t>
@@ -5009,7 +5009,7 @@
         <w:t xml:space="preserve">① 場面</w:t>
       </w:r>
       <w:r>
-        <w:t xml:space="preserve"> </w:t>
+        <w:br/>
       </w:r>
       <w:r>
         <w:t xml:space="preserve">町内会やPTAの総会のお知らせです。出欠票と委任状がセットになることが多いので、まとめて作ってもらいます。</w:t>
@@ -5811,7 +5811,7 @@
         <w:t xml:space="preserve">① 場面</w:t>
       </w:r>
       <w:r>
-        <w:t xml:space="preserve"> </w:t>
+        <w:br/>
       </w:r>
       <w:r>
         <w:t xml:space="preserve">役員会のあとの食事会や、サークルの忘年会・新年会。「行かなくても大丈夫」が伝わる書き方にします。</w:t>
@@ -6292,7 +6292,7 @@
         <w:t xml:space="preserve">① 場面</w:t>
       </w:r>
       <w:r>
-        <w:t xml:space="preserve"> </w:t>
+        <w:br/>
       </w:r>
       <w:r>
         <w:t xml:space="preserve">年会費や行事の参加費を集めるときの基本形です。</w:t>
@@ -6779,7 +6779,7 @@
         <w:t xml:space="preserve">① 場面</w:t>
       </w:r>
       <w:r>
-        <w:t xml:space="preserve"> </w:t>
+        <w:br/>
       </w:r>
       <w:r>
         <w:t xml:space="preserve">「明日が集金日です」と軽く思い出してもらう短い文です。</w:t>
@@ -7070,7 +7070,7 @@
         <w:t xml:space="preserve">① 場面</w:t>
       </w:r>
       <w:r>
-        <w:t xml:space="preserve"> </w:t>
+        <w:br/>
       </w:r>
       <w:r>
         <w:t xml:space="preserve">会費を払い忘れている人へのお知らせです。相手を責めず、「うっかり」を前提にした言い方にします。</w:t>
@@ -7566,7 +7566,7 @@
         <w:t xml:space="preserve">① 場面</w:t>
       </w:r>
       <w:r>
-        <w:t xml:space="preserve"> </w:t>
+        <w:br/>
       </w:r>
       <w:r>
         <w:t xml:space="preserve">会費を上げるときは、理由をていねいに伝えることが大切です。</w:t>
@@ -8124,7 +8124,7 @@
         <w:t xml:space="preserve">① 場面</w:t>
       </w:r>
       <w:r>
-        <w:t xml:space="preserve"> </w:t>
+        <w:br/>
       </w:r>
       <w:r>
         <w:t xml:space="preserve">1年分の収入と支出を、会員にわかりやすく報告します。数字はAIに計算させず、自分で確かめます。</w:t>
@@ -8776,7 +8776,7 @@
         <w:t xml:space="preserve">① 場面</w:t>
       </w:r>
       <w:r>
-        <w:t xml:space="preserve"> </w:t>
+        <w:br/>
       </w:r>
       <w:r>
         <w:t xml:space="preserve">お祭りやイベントで、地元のお店に協賛をお願いする手紙です。断られても関係が悪くならない書き方にします。</w:t>
@@ -9452,7 +9452,7 @@
         <w:t xml:space="preserve">ぷるの</w:t>
       </w:r>
       <w:r>
-        <w:t xml:space="preserve">：「大変です」より「月1回・1時間です」。具体的なほうが、手をあげやすいんだって。</w:t>
+        <w:t xml:space="preserve">：「大変です」より「月1回・1時間です」。具体的に書くと、自分にできるかどうか考えやすくなるよ。</w:t>
       </w:r>
     </w:p>
     <w:p>
@@ -9483,7 +9483,7 @@
         <w:t xml:space="preserve">① 場面</w:t>
       </w:r>
       <w:r>
-        <w:t xml:space="preserve"> </w:t>
+        <w:br/>
       </w:r>
       <w:r>
         <w:t xml:space="preserve">PTAや町内会でいちばん頭を悩ませる、役員さがしのお知らせです。仕事の中身と量を正直に書くと、手をあげてもらいやすくなります。</w:t>
@@ -10159,7 +10159,7 @@
         <w:t xml:space="preserve">① 場面</w:t>
       </w:r>
       <w:r>
-        <w:t xml:space="preserve"> </w:t>
+        <w:br/>
       </w:r>
       <w:r>
         <w:t xml:space="preserve">立候補がなく、くじ引きや輪番で決めることになったときのお知らせです。</w:t>
@@ -10795,7 +10795,7 @@
         <w:t xml:space="preserve">① 場面</w:t>
       </w:r>
       <w:r>
-        <w:t xml:space="preserve"> </w:t>
+        <w:br/>
       </w:r>
       <w:r>
         <w:t xml:space="preserve">1回だけ、数時間だけ手伝ってほしいときの募集です。「ちょっとだけならできそう」と思ってもらうのがコツです。</w:t>
@@ -11351,7 +11351,7 @@
         <w:t xml:space="preserve">① 場面</w:t>
       </w:r>
       <w:r>
-        <w:t xml:space="preserve"> </w:t>
+        <w:br/>
       </w:r>
       <w:r>
         <w:t xml:space="preserve">役員を頼まれたけれど、事情があって断りたいときに、個人で送る返事です。</w:t>
@@ -11711,7 +11711,7 @@
         <w:t xml:space="preserve">① 場面</w:t>
       </w:r>
       <w:r>
-        <w:t xml:space="preserve"> </w:t>
+        <w:br/>
       </w:r>
       <w:r>
         <w:t xml:space="preserve">次の役員さんに、仕事を引き継ぐときに送る文です。</w:t>
@@ -12185,7 +12185,7 @@
         <w:t xml:space="preserve">① 場面</w:t>
       </w:r>
       <w:r>
-        <w:t xml:space="preserve"> </w:t>
+        <w:br/>
       </w:r>
       <w:r>
         <w:t xml:space="preserve">会報や回覧板で、新年度の役員を紹介する文です。</w:t>
@@ -12627,7 +12627,7 @@
         <w:t xml:space="preserve">① 場面</w:t>
       </w:r>
       <w:r>
-        <w:t xml:space="preserve"> </w:t>
+        <w:br/>
       </w:r>
       <w:r>
         <w:t xml:space="preserve">行事が終わったあと、参加してくれた人や手伝ってくれた人へのお礼です。</w:t>
@@ -12993,7 +12993,7 @@
         <w:t xml:space="preserve">① 場面</w:t>
       </w:r>
       <w:r>
-        <w:t xml:space="preserve"> </w:t>
+        <w:br/>
       </w:r>
       <w:r>
         <w:t xml:space="preserve">協賛金や品物を出してくれたお店、会場を貸してくれた団体へのお礼状です。</w:t>
@@ -13435,7 +13435,7 @@
         <w:t xml:space="preserve">① 場面</w:t>
       </w:r>
       <w:r>
-        <w:t xml:space="preserve"> </w:t>
+        <w:br/>
       </w:r>
       <w:r>
         <w:t xml:space="preserve">長く務めてくれた役員さんが退任するときの、お礼の文です。</w:t>
@@ -13767,7 +13767,7 @@
         <w:t xml:space="preserve">この例では</w:t>
       </w:r>
       <w:r>
-        <w:t xml:space="preserve">：こちらが伝えていない「櫓（やぐら）」「広場」などの様子が書き足されていました。事実と違えば消します。</w:t>
+        <w:t xml:space="preserve">：こちらが伝えていない「櫓（やぐら）」「広場」などの様子が書き足されていました。事実とちがえば消します。</w:t>
       </w:r>
     </w:p>
     <w:p>
@@ -13823,7 +13823,7 @@
         <w:t xml:space="preserve">① 場面</w:t>
       </w:r>
       <w:r>
-        <w:t xml:space="preserve"> </w:t>
+        <w:br/>
       </w:r>
       <w:r>
         <w:t xml:space="preserve">行事のようすを、来られなかった人にも伝える報告文です。</w:t>
@@ -14188,7 +14188,7 @@
         <w:t xml:space="preserve">この例では</w:t>
       </w:r>
       <w:r>
-        <w:t xml:space="preserve">：「顔を寄せ合いながら」などの様子は、AIがふくらませた表現だと補足に書いてありました。実際と違えば削ります。</w:t>
+        <w:t xml:space="preserve">：「顔を寄せ合いながら」などの様子は、AIがふくらませた表現だと補足に書いてありました。実際とちがえば削ります。</w:t>
       </w:r>
     </w:p>
     <w:p>
@@ -14244,7 +14244,7 @@
         <w:t xml:space="preserve">① 場面</w:t>
       </w:r>
       <w:r>
-        <w:t xml:space="preserve"> </w:t>
+        <w:br/>
       </w:r>
       <w:r>
         <w:t xml:space="preserve">地域の方から、お金や品物の寄付をいただいたときのお礼です。</w:t>
@@ -14541,7 +14541,7 @@
         <w:t xml:space="preserve">① 場面</w:t>
       </w:r>
       <w:r>
-        <w:t xml:space="preserve"> </w:t>
+        <w:br/>
       </w:r>
       <w:r>
         <w:t xml:space="preserve">講演会や教室で話をしてくれた講師、協力してくれた先生へのお礼です。</w:t>
@@ -14962,7 +14962,7 @@
         <w:t xml:space="preserve">① 場面</w:t>
       </w:r>
       <w:r>
-        <w:t xml:space="preserve"> </w:t>
+        <w:br/>
       </w:r>
       <w:r>
         <w:t xml:space="preserve">天気で行事が中止になったときの連絡です。早く、短く、まちがいなく伝えることが大切です。</w:t>
@@ -15298,7 +15298,7 @@
         <w:t xml:space="preserve">① 場面</w:t>
       </w:r>
       <w:r>
-        <w:t xml:space="preserve"> </w:t>
+        <w:br/>
       </w:r>
       <w:r>
         <w:t xml:space="preserve">行事を別の日に延ばすときのお知らせです。新しい日時をまちがえないことがいちばん大事です。</w:t>
@@ -15944,7 +15944,7 @@
         <w:t xml:space="preserve">① 場面</w:t>
       </w:r>
       <w:r>
-        <w:t xml:space="preserve"> </w:t>
+        <w:br/>
       </w:r>
       <w:r>
         <w:t xml:space="preserve">時間や場所だけが変わったときのお知らせです。前のお知らせを見た人がまちがえないようにします。</w:t>
@@ -16362,7 +16362,7 @@
         <w:pStyle w:val="Compact"/>
       </w:pPr>
       <w:r>
-        <w:t xml:space="preserve">当日、まちがえて前の場所に来る人がいそうなら、前の場所にも張り紙を出す（AIへの頼み方ではなく運営の工夫）</w:t>
+        <w:t xml:space="preserve">当日、まちがえて前の場所に来る人がいそうなら、前の場所にも、はり紙を出す（AIへの頼み方ではなく運営の工夫）</w:t>
       </w:r>
     </w:p>
     <w:p>
@@ -16394,7 +16394,7 @@
         <w:t xml:space="preserve">① 場面</w:t>
       </w:r>
       <w:r>
-        <w:t xml:space="preserve"> </w:t>
+        <w:br/>
       </w:r>
       <w:r>
         <w:t xml:space="preserve">配ったお知らせに、日付や金額のまちがいがあったときの訂正文です。</w:t>
@@ -16811,7 +16811,7 @@
         <w:t xml:space="preserve">① 場面</w:t>
       </w:r>
       <w:r>
-        <w:t xml:space="preserve"> </w:t>
+        <w:br/>
       </w:r>
       <w:r>
         <w:t xml:space="preserve">当日の朝に、急いでLINEで送る中止の連絡です。とにかく短く、まちがいなく。</w:t>
@@ -17075,7 +17075,7 @@
         <w:t xml:space="preserve">① 場面</w:t>
       </w:r>
       <w:r>
-        <w:t xml:space="preserve"> </w:t>
+        <w:br/>
       </w:r>
       <w:r>
         <w:t xml:space="preserve">申し込みが少なくて中止にしたり、小さく行ったりするときのお知らせです。申し込んでくれた人への気づかいが大切です。</w:t>
@@ -17581,7 +17581,7 @@
         <w:t xml:space="preserve">① 場面</w:t>
       </w:r>
       <w:r>
-        <w:t xml:space="preserve"> </w:t>
+        <w:br/>
       </w:r>
       <w:r>
         <w:t xml:space="preserve">紙で配ったお知らせを、LINEグループにも送りたいときに。スマホの画面で読みやすい長さにします。</w:t>
@@ -17941,7 +17941,7 @@
         <w:t xml:space="preserve">① 場面</w:t>
       </w:r>
       <w:r>
-        <w:t xml:space="preserve"> </w:t>
+        <w:br/>
       </w:r>
       <w:r>
         <w:t xml:space="preserve">行事の前の日に、LINEグループで思い出してもらう短文です。</w:t>
@@ -18232,7 +18232,7 @@
         <w:t xml:space="preserve">① 場面</w:t>
       </w:r>
       <w:r>
-        <w:t xml:space="preserve"> </w:t>
+        <w:br/>
       </w:r>
       <w:r>
         <w:t xml:space="preserve">LINEグループで、返事を簡単にしてもらうための文です。返信の手間を減らすと、返事が集まりやすくなります。</w:t>
@@ -18622,7 +18622,7 @@
         <w:t xml:space="preserve">① 場面</w:t>
       </w:r>
       <w:r>
-        <w:t xml:space="preserve"> </w:t>
+        <w:br/>
       </w:r>
       <w:r>
         <w:t xml:space="preserve">LINEグループに新しいメンバーが入ったときに送る、あいさつ文です。</w:t>
@@ -18890,7 +18890,7 @@
         <w:pStyle w:val="Compact"/>
       </w:pPr>
       <w:r>
-        <w:t xml:space="preserve">グループのルールも伝えたい → 次のテンプレ「グループの使い方ルール」と組み合わせる</w:t>
+        <w:t xml:space="preserve">グループのルールも伝えたい → テンプレ38「グループの使い方ルール」と組み合わせる</w:t>
       </w:r>
     </w:p>
     <w:p>
@@ -18922,7 +18922,7 @@
         <w:t xml:space="preserve">① 場面</w:t>
       </w:r>
       <w:r>
-        <w:t xml:space="preserve"> </w:t>
+        <w:br/>
       </w:r>
       <w:r>
         <w:t xml:space="preserve">LINEで出欠を聞いたのに、返事が集まらないとき。「既読スルー」を責めずに、もう一度お願いします。</w:t>
@@ -19301,7 +19301,7 @@
         <w:t xml:space="preserve">① 場面</w:t>
       </w:r>
       <w:r>
-        <w:t xml:space="preserve"> </w:t>
+        <w:br/>
       </w:r>
       <w:r>
         <w:t xml:space="preserve">LINEグループを作ったときに、最初に送っておく「使い方のお願い」です。</w:t>
@@ -19694,7 +19694,7 @@
         <w:t xml:space="preserve">① 場面</w:t>
       </w:r>
       <w:r>
-        <w:t xml:space="preserve"> </w:t>
+        <w:br/>
       </w:r>
       <w:r>
         <w:t xml:space="preserve">グループで、特定の人どうしの話が長く続いてしまったときに、角を立てずにお願いします。</w:t>
@@ -19994,7 +19994,7 @@
         <w:t xml:space="preserve">① 場面</w:t>
       </w:r>
       <w:r>
-        <w:t xml:space="preserve"> </w:t>
+        <w:br/>
       </w:r>
       <w:r>
         <w:t xml:space="preserve">練習や集まりに遅れるとき、忘れ物をしたときに、自分から送る短い連絡です。</w:t>
@@ -20268,7 +20268,7 @@
         <w:t xml:space="preserve">① 場面</w:t>
       </w:r>
       <w:r>
-        <w:t xml:space="preserve"> </w:t>
+        <w:br/>
       </w:r>
       <w:r>
         <w:t xml:space="preserve">回覧板に何枚もお知らせをはさむとき、いちばん上に付ける「今回の中身」の一覧です。</w:t>
@@ -20845,7 +20845,7 @@
         <w:t xml:space="preserve">① 場面</w:t>
       </w:r>
       <w:r>
-        <w:t xml:space="preserve"> </w:t>
+        <w:br/>
       </w:r>
       <w:r>
         <w:t xml:space="preserve">ごみの出し方が守られていないときのお知らせです。特定の人を責めると、町内の雰囲気が悪くなります。</w:t>
@@ -21281,7 +21281,7 @@
         <w:pStyle w:val="Compact"/>
       </w:pPr>
       <w:r>
-        <w:t xml:space="preserve">外国の方も住んでいる → 「やさしい日本語にしてください」（テンプレ「高齢の方向けに言い直す」も参考に）</w:t>
+        <w:t xml:space="preserve">外国の方も住んでいる → 「やさしい日本語にしてください」（テンプレ46「高齢の方にも読みやすく言い直す」も参考に）</w:t>
       </w:r>
     </w:p>
     <w:p>
@@ -21313,7 +21313,7 @@
         <w:t xml:space="preserve">① 場面</w:t>
       </w:r>
       <w:r>
-        <w:t xml:space="preserve"> </w:t>
+        <w:br/>
       </w:r>
       <w:r>
         <w:t xml:space="preserve">町内の掲示板や、お店にはらせてもらうポスターの文です。遠くからでも読める、短い言葉にします。</w:t>
@@ -21710,7 +21710,7 @@
         <w:pStyle w:val="Compact"/>
       </w:pPr>
       <w:r>
-        <w:t xml:space="preserve">見出しがどれも同じ感じ → 「子ども向け・大人向け・ご年配の方向けで、ちがう見出しを」</w:t>
+        <w:t xml:space="preserve">見出しがどれも同じ感じ → 「子ども向け・大人向け・ご高齢の方向けで、ちがう見出しを」</w:t>
       </w:r>
     </w:p>
     <w:p>
@@ -21754,7 +21754,7 @@
         <w:t xml:space="preserve">① 場面</w:t>
       </w:r>
       <w:r>
-        <w:t xml:space="preserve"> </w:t>
+        <w:br/>
       </w:r>
       <w:r>
         <w:t xml:space="preserve">路上駐車や夜の音など、ご近所の困りごとについてのお知らせです。とても角が立ちやすいので、ていねいに。</w:t>
@@ -22204,7 +22204,7 @@
         <w:t xml:space="preserve">① 場面</w:t>
       </w:r>
       <w:r>
-        <w:t xml:space="preserve"> </w:t>
+        <w:br/>
       </w:r>
       <w:r>
         <w:t xml:space="preserve">回覧板がどこかで止まってしまい、なかなか戻ってこないときのお願いです。</w:t>
@@ -22493,7 +22493,7 @@
         <w:t xml:space="preserve">① 場面</w:t>
       </w:r>
       <w:r>
-        <w:t xml:space="preserve"> </w:t>
+        <w:br/>
       </w:r>
       <w:r>
         <w:t xml:space="preserve">できあがったお知らせを、ご高齢の方にも読みやすい文に直してもらいます。外国の方向けの「やさしい日本語」にも使えます。</w:t>
@@ -23071,7 +23071,7 @@
         <w:t xml:space="preserve">① 場面</w:t>
       </w:r>
       <w:r>
-        <w:t xml:space="preserve"> </w:t>
+        <w:br/>
       </w:r>
       <w:r>
         <w:t xml:space="preserve">アンケート用紙の、いちばん上に付けるお願い文です。「何のために聞くのか」が伝わると、答えてもらいやすくなります。</w:t>
@@ -23389,7 +23389,7 @@
         <w:t xml:space="preserve">① 場面</w:t>
       </w:r>
       <w:r>
-        <w:t xml:space="preserve"> </w:t>
+        <w:br/>
       </w:r>
       <w:r>
         <w:t xml:space="preserve">何を聞けばいいかわからないときに、質問のたたき台をAIに作ってもらいます。</w:t>
@@ -24122,7 +24122,7 @@
         <w:t xml:space="preserve">① 場面</w:t>
       </w:r>
       <w:r>
-        <w:t xml:space="preserve"> </w:t>
+        <w:br/>
       </w:r>
       <w:r>
         <w:t xml:space="preserve">集まる日を決めるために、都合のよい日を聞く用紙の文です。</w:t>
@@ -24741,7 +24741,7 @@
         <w:t xml:space="preserve">① 場面</w:t>
       </w:r>
       <w:r>
-        <w:t xml:space="preserve"> </w:t>
+        <w:br/>
       </w:r>
       <w:r>
         <w:t xml:space="preserve">集まったアンケートの結果を、みんなに報告する文です。数字は自分で数えたものを渡します。</w:t>
@@ -25203,7 +25203,7 @@
         <w:t xml:space="preserve">① 場面</w:t>
       </w:r>
       <w:r>
-        <w:t xml:space="preserve"> </w:t>
+        <w:br/>
       </w:r>
       <w:r>
         <w:t xml:space="preserve">アンケートの自由記述欄の意見を、角が立たないようにまとめてもらいます。</w:t>
@@ -25750,7 +25750,7 @@
         <w:t xml:space="preserve">① 場面</w:t>
       </w:r>
       <w:r>
-        <w:t xml:space="preserve"> </w:t>
+        <w:br/>
       </w:r>
       <w:r>
         <w:t xml:space="preserve">紙の用紙とスマホの回答フォームの、どちらでも答えられるようにするときの案内文です。</w:t>
@@ -26276,7 +26276,7 @@
         <w:t xml:space="preserve">① 場面</w:t>
       </w:r>
       <w:r>
-        <w:t xml:space="preserve"> </w:t>
+        <w:br/>
       </w:r>
       <w:r>
         <w:t xml:space="preserve">自分で書いた文や、AIが書いた文を、配る前にチェックしてもらいます。</w:t>
@@ -26802,7 +26802,7 @@
         <w:t xml:space="preserve">① 場面</w:t>
       </w:r>
       <w:r>
-        <w:t xml:space="preserve"> </w:t>
+        <w:br/>
       </w:r>
       <w:r>
         <w:t xml:space="preserve">書いた文がきつく感じるとき、角が立たない言い方に直してもらいます。</w:t>
@@ -27124,7 +27124,7 @@
         <w:t xml:space="preserve">① 場面</w:t>
       </w:r>
       <w:r>
-        <w:t xml:space="preserve"> </w:t>
+        <w:br/>
       </w:r>
       <w:r>
         <w:t xml:space="preserve">目上の方や地域の方に出す文の、敬語が合っているか見てもらいます。</w:t>
@@ -27520,7 +27520,7 @@
         <w:t xml:space="preserve">① 場面</w:t>
       </w:r>
       <w:r>
-        <w:t xml:space="preserve"> </w:t>
+        <w:br/>
       </w:r>
       <w:r>
         <w:t xml:space="preserve">お知らせやチラシのタイトルが決まらないときに、案をいくつか出してもらいます。</w:t>
@@ -27871,7 +27871,7 @@
         <w:t xml:space="preserve">① 場面</w:t>
       </w:r>
       <w:r>
-        <w:t xml:space="preserve"> </w:t>
+        <w:br/>
       </w:r>
       <w:r>
         <w:t xml:space="preserve">同じお知らせを、紙のプリント、LINE、掲示板の3種類で出したいときに、まとめて作ってもらいます。</w:t>
@@ -28472,7 +28472,7 @@
         <w:t xml:space="preserve">① 場面</w:t>
       </w:r>
       <w:r>
-        <w:t xml:space="preserve"> </w:t>
+        <w:br/>
       </w:r>
       <w:r>
         <w:t xml:space="preserve">何を書けばいいか自分でもまとまっていないときは、先にAIに質問してもらうと、抜けのないお知らせが作れます。</w:t>
@@ -28736,7 +28736,7 @@
         <w:t xml:space="preserve">① 場面</w:t>
       </w:r>
       <w:r>
-        <w:t xml:space="preserve"> </w:t>
+        <w:br/>
       </w:r>
       <w:r>
         <w:t xml:space="preserve">毎回同じ形式で書きたいとき、前に配ったお知らせを見本として渡します。</w:t>
@@ -29071,7 +29071,7 @@
         <w:pStyle w:val="Compact"/>
       </w:pPr>
       <w:r>
-        <w:t xml:space="preserve">号数などの数字をAIが勝手に進めていたら確かめる（この例では第6号になるかもしれないが、正しい号数は自分で決める）</w:t>
+        <w:t xml:space="preserve">見本にない日付や数字をAIが書き足していないか、見本と見比べる</w:t>
       </w:r>
     </w:p>
     <w:p>
@@ -29083,28 +29083,13 @@
     </w:p>
     <w:bookmarkEnd w:id="101"/>
     <w:bookmarkEnd w:id="102"/>
-    <w:bookmarkStart w:id="103" w:name="おわりに"/>
+    <w:bookmarkStart w:id="103" w:name="付録-困ったときのひとこと早見表"/>
     <w:p>
       <w:pPr>
         <w:pStyle w:val="Heading1"/>
       </w:pPr>
       <w:r>
-        <w:t xml:space="preserve">おわりに</w:t>
-      </w:r>
-    </w:p>
-    <w:p>
-      <w:pPr>
-        <w:pStyle w:val="BlockText"/>
-      </w:pPr>
-      <w:r>
-        <w:rPr>
-          <w:bCs/>
-          <w:b/>
-        </w:rPr>
-        <w:t xml:space="preserve">ぷるの</w:t>
-      </w:r>
-      <w:r>
-        <w:t xml:space="preserve">：ここまで読んでくれて、ありがとう！ ぷるぷる。</w:t>
+        <w:t xml:space="preserve">付録　困ったときの「ひとこと」早見表</w:t>
       </w:r>
     </w:p>
     <w:p>
@@ -29112,13 +29097,7 @@
         <w:pStyle w:val="FirstParagraph"/>
       </w:pPr>
       <w:r>
-        <w:t xml:space="preserve">PTA・町内会・サークルのお知らせは、だれかの「ちょっとがんばり」で回っています。</w:t>
-      </w:r>
-      <w:r>
-        <w:t xml:space="preserve"> </w:t>
-      </w:r>
-      <w:r>
-        <w:t xml:space="preserve">この本のテンプレが、その「がんばり」を少しでも軽くできたらうれしいです。</w:t>
+        <w:t xml:space="preserve">答えがしっくりこないときに、続けて送るだけで直せる「ひとこと」を、この本の中からまとめました。どのテンプレのあとにも使えます。</w:t>
       </w:r>
     </w:p>
     <w:p>
@@ -29126,7 +29105,11 @@
         <w:pStyle w:val="BodyText"/>
       </w:pPr>
       <w:r>
-        <w:t xml:space="preserve">最後に、この本でくり返してきたことを、もう一度だけ。</w:t>
+        <w:rPr>
+          <w:bCs/>
+          <w:b/>
+        </w:rPr>
+        <w:t xml:space="preserve">長さ・形を直したい</w:t>
       </w:r>
     </w:p>
     <w:p>
@@ -29138,11 +29121,7 @@
         <w:pStyle w:val="Compact"/>
       </w:pPr>
       <w:r>
-        <w:rPr>
-          <w:bCs/>
-          <w:b/>
-        </w:rPr>
-        <w:t xml:space="preserve">事実（日時・場所・金額）は、箇条書きで自分で渡す</w:t>
+        <w:t xml:space="preserve">「もう少し短くしてください」「5行以内にしてください」</w:t>
       </w:r>
     </w:p>
     <w:p>
@@ -29154,11 +29133,7 @@
         <w:pStyle w:val="Compact"/>
       </w:pPr>
       <w:r>
-        <w:rPr>
-          <w:bCs/>
-          <w:b/>
-        </w:rPr>
-        <w:t xml:space="preserve">「私が書いたことだけ使って」と一言そえる</w:t>
+        <w:t xml:space="preserve">「あいさつ文を2行までにしてください」</w:t>
       </w:r>
     </w:p>
     <w:p>
@@ -29170,11 +29145,7 @@
         <w:pStyle w:val="Compact"/>
       </w:pPr>
       <w:r>
-        <w:rPr>
-          <w:bCs/>
-          <w:b/>
-        </w:rPr>
-        <w:t xml:space="preserve">曜日と金額は、最後に自分の目で確かめる</w:t>
+        <w:t xml:space="preserve">「LINE用に3行で」「声に出して1分で読める長さにしてください」</w:t>
       </w:r>
     </w:p>
     <w:p>
@@ -29186,27 +29157,7 @@
         <w:pStyle w:val="Compact"/>
       </w:pPr>
       <w:r>
-        <w:rPr>
-          <w:bCs/>
-          <w:b/>
-        </w:rPr>
-        <w:t xml:space="preserve">名前や電話番号などの個人情報は、AIに入れない</w:t>
-      </w:r>
-    </w:p>
-    <w:p>
-      <w:pPr>
-        <w:numPr>
-          <w:ilvl w:val="0"/>
-          <w:numId w:val="1068"/>
-        </w:numPr>
-        <w:pStyle w:val="Compact"/>
-      </w:pPr>
-      <w:r>
-        <w:rPr>
-          <w:bCs/>
-          <w:b/>
-        </w:rPr>
-        <w:t xml:space="preserve">答えが合わなければ、ひとこと足して何度でも頼みなおす</w:t>
+        <w:t xml:space="preserve">「チェックリスト（□つき）にしてください」</w:t>
       </w:r>
     </w:p>
     <w:p>
@@ -29214,45 +29165,11 @@
         <w:pStyle w:val="FirstParagraph"/>
       </w:pPr>
       <w:r>
-        <w:t xml:space="preserve">AIの答えは、毎回少しずつ変わります。この本の出力例とちがう答えが返ってきても、それはふつうのことです。</w:t>
-      </w:r>
-      <w:r>
-        <w:t xml:space="preserve"> </w:t>
-      </w:r>
-      <w:r>
-        <w:t xml:space="preserve">テンプレの［　］や条件を、自分の団体に合わせてどんどん書きかえて、「うちの団体のテンプレ」に育ててください。</w:t>
-      </w:r>
-    </w:p>
-    <w:p>
-      <w:pPr>
-        <w:pStyle w:val="BlockText"/>
-      </w:pPr>
-      <w:r>
-        <w:rPr>
-          <w:bCs/>
-          <w:b/>
-        </w:rPr>
-        <w:t xml:space="preserve">ぷるの</w:t>
-      </w:r>
-      <w:r>
-        <w:t xml:space="preserve">：シリーズの第1巻「仕事のメール編」、第2巻「議事録・要約編」もあるよ。またどこかで会おうね！</w:t>
-      </w:r>
-    </w:p>
-    <w:p>
-      <w:r>
-        <w:pict>
-          <v:rect style="width:0;height:1.5pt" o:hralign="center" o:hrstd="t" o:hr="t"/>
-        </w:pict>
-      </w:r>
-    </w:p>
-    <w:bookmarkEnd w:id="103"/>
-    <w:bookmarkStart w:id="104" w:name="この本の作り方について"/>
-    <w:p>
-      <w:pPr>
-        <w:pStyle w:val="Heading1"/>
-      </w:pPr>
-      <w:r>
-        <w:t xml:space="preserve">この本の作り方について</w:t>
+        <w:rPr>
+          <w:bCs/>
+          <w:b/>
+        </w:rPr>
+        <w:t xml:space="preserve">言い方をやわらかくしたい</w:t>
       </w:r>
     </w:p>
     <w:p>
@@ -29264,7 +29181,7 @@
         <w:pStyle w:val="Compact"/>
       </w:pPr>
       <w:r>
-        <w:t xml:space="preserve">企画・執筆・構成：AI（Anthropic社のClaude）</w:t>
+        <w:t xml:space="preserve">「『ぜひ』『必ず』を使わずに書き直してください」</w:t>
       </w:r>
     </w:p>
     <w:p>
@@ -29276,7 +29193,7 @@
         <w:pStyle w:val="Compact"/>
       </w:pPr>
       <w:r>
-        <w:t xml:space="preserve">出力例：各テンプレの［　］を架空の内容で埋め、AI（Anthropic社のClaude）に1つずつ別々に送って得た答え（2026年10月）</w:t>
+        <w:t xml:space="preserve">「もう一段階やわらかく」</w:t>
       </w:r>
     </w:p>
     <w:p>
@@ -29288,7 +29205,7 @@
         <w:pStyle w:val="Compact"/>
       </w:pPr>
       <w:r>
-        <w:t xml:space="preserve">表紙：AIがHTML/CSSで描いたものを、プログラムで画像に書き出し</w:t>
+        <w:t xml:space="preserve">「お詫びは1回だけにしてください」</w:t>
       </w:r>
     </w:p>
     <w:p>
@@ -29300,10 +29217,385 @@
         <w:pStyle w:val="Compact"/>
       </w:pPr>
       <w:r>
+        <w:t xml:space="preserve">「だれのことかわからない書き方にしてください」</w:t>
+      </w:r>
+    </w:p>
+    <w:p>
+      <w:pPr>
+        <w:pStyle w:val="FirstParagraph"/>
+      </w:pPr>
+      <w:r>
+        <w:rPr>
+          <w:bCs/>
+          <w:b/>
+        </w:rPr>
+        <w:t xml:space="preserve">やわらかくしすぎて、伝わらなくなった</w:t>
+      </w:r>
+    </w:p>
+    <w:p>
+      <w:pPr>
+        <w:numPr>
+          <w:ilvl w:val="0"/>
+          <w:numId w:val="1070"/>
+        </w:numPr>
+        <w:pStyle w:val="Compact"/>
+      </w:pPr>
+      <w:r>
+        <w:t xml:space="preserve">「お願いの中身ははっきり残してください」</w:t>
+      </w:r>
+    </w:p>
+    <w:p>
+      <w:pPr>
+        <w:numPr>
+          <w:ilvl w:val="0"/>
+          <w:numId w:val="1070"/>
+        </w:numPr>
+        <w:pStyle w:val="Compact"/>
+      </w:pPr>
+      <w:r>
+        <w:t xml:space="preserve">「1行目を【中止】ではじめてください」（大事なことを1行目に）</w:t>
+      </w:r>
+    </w:p>
+    <w:p>
+      <w:pPr>
+        <w:pStyle w:val="FirstParagraph"/>
+      </w:pPr>
+      <w:r>
+        <w:rPr>
+          <w:bCs/>
+          <w:b/>
+        </w:rPr>
+        <w:t xml:space="preserve">AIが話を足してしまう</w:t>
+      </w:r>
+    </w:p>
+    <w:p>
+      <w:pPr>
+        <w:numPr>
+          <w:ilvl w:val="0"/>
+          <w:numId w:val="1071"/>
+        </w:numPr>
+        <w:pStyle w:val="Compact"/>
+      </w:pPr>
+      <w:r>
+        <w:t xml:space="preserve">「私が書いた内容だけを使い、付け足さないでください」</w:t>
+      </w:r>
+    </w:p>
+    <w:p>
+      <w:pPr>
+        <w:numPr>
+          <w:ilvl w:val="0"/>
+          <w:numId w:val="1071"/>
+        </w:numPr>
+        <w:pStyle w:val="Compact"/>
+      </w:pPr>
+      <w:r>
+        <w:t xml:space="preserve">「数字やデータは入れないでください」</w:t>
+      </w:r>
+    </w:p>
+    <w:p>
+      <w:pPr>
+        <w:numPr>
+          <w:ilvl w:val="0"/>
+          <w:numId w:val="1071"/>
+        </w:numPr>
+        <w:pStyle w:val="Compact"/>
+      </w:pPr>
+      <w:r>
+        <w:t xml:space="preserve">「講師の紹介は名前と肩書きだけにしてください」</w:t>
+      </w:r>
+    </w:p>
+    <w:p>
+      <w:pPr>
+        <w:pStyle w:val="FirstParagraph"/>
+      </w:pPr>
+      <w:r>
+        <w:rPr>
+          <w:bCs/>
+          <w:b/>
+        </w:rPr>
+        <w:t xml:space="preserve">読みやすくしたい</w:t>
+      </w:r>
+    </w:p>
+    <w:p>
+      <w:pPr>
+        <w:numPr>
+          <w:ilvl w:val="0"/>
+          <w:numId w:val="1072"/>
+        </w:numPr>
+        <w:pStyle w:val="Compact"/>
+      </w:pPr>
+      <w:r>
+        <w:t xml:space="preserve">「1文40字くらいまでにしてください」</w:t>
+      </w:r>
+    </w:p>
+    <w:p>
+      <w:pPr>
+        <w:numPr>
+          <w:ilvl w:val="0"/>
+          <w:numId w:val="1072"/>
+        </w:numPr>
+        <w:pStyle w:val="Compact"/>
+      </w:pPr>
+      <w:r>
+        <w:t xml:space="preserve">「カタカナ語は、やさしい言葉に言いかえてください」</w:t>
+      </w:r>
+    </w:p>
+    <w:p>
+      <w:pPr>
+        <w:numPr>
+          <w:ilvl w:val="0"/>
+          <w:numId w:val="1072"/>
+        </w:numPr>
+        <w:pStyle w:val="Compact"/>
+      </w:pPr>
+      <w:r>
+        <w:t xml:space="preserve">「むずかしい漢字に、かっこでふりがなをつけてください」</w:t>
+      </w:r>
+    </w:p>
+    <w:p>
+      <w:pPr>
+        <w:pStyle w:val="BlockText"/>
+      </w:pPr>
+      <w:r>
+        <w:rPr>
+          <w:bCs/>
+          <w:b/>
+        </w:rPr>
+        <w:t xml:space="preserve">ぷるの</w:t>
+      </w:r>
+      <w:r>
+        <w:t xml:space="preserve">：直してもらったあとも、日付・曜日・金額・名前は、元のメモと見比べてね。</w:t>
+      </w:r>
+    </w:p>
+    <w:p>
+      <w:r>
+        <w:pict>
+          <v:rect style="width:0;height:1.5pt" o:hralign="center" o:hrstd="t" o:hr="t"/>
+        </w:pict>
+      </w:r>
+    </w:p>
+    <w:bookmarkEnd w:id="103"/>
+    <w:bookmarkStart w:id="104" w:name="おわりに"/>
+    <w:p>
+      <w:pPr>
+        <w:pStyle w:val="Heading1"/>
+      </w:pPr>
+      <w:r>
+        <w:t xml:space="preserve">おわりに</w:t>
+      </w:r>
+    </w:p>
+    <w:p>
+      <w:pPr>
+        <w:pStyle w:val="BlockText"/>
+      </w:pPr>
+      <w:r>
+        <w:rPr>
+          <w:bCs/>
+          <w:b/>
+        </w:rPr>
+        <w:t xml:space="preserve">ぷるの</w:t>
+      </w:r>
+      <w:r>
+        <w:t xml:space="preserve">：ここまで読んでくれて、ありがとう！ ぷるぷる。</w:t>
+      </w:r>
+    </w:p>
+    <w:p>
+      <w:pPr>
+        <w:pStyle w:val="FirstParagraph"/>
+      </w:pPr>
+      <w:r>
+        <w:t xml:space="preserve">PTA・町内会・サークルのお知らせは、だれかの「ちょっとがんばり」で回っています。</w:t>
+      </w:r>
+      <w:r>
+        <w:br/>
+      </w:r>
+      <w:r>
+        <w:t xml:space="preserve">この本のテンプレが、その「がんばり」を少しでも軽くできたらうれしいです。</w:t>
+      </w:r>
+    </w:p>
+    <w:p>
+      <w:pPr>
+        <w:pStyle w:val="BodyText"/>
+      </w:pPr>
+      <w:r>
+        <w:t xml:space="preserve">最後に、この本でくり返してきたことを、もう一度だけ。</w:t>
+      </w:r>
+    </w:p>
+    <w:p>
+      <w:pPr>
+        <w:numPr>
+          <w:ilvl w:val="0"/>
+          <w:numId w:val="1073"/>
+        </w:numPr>
+        <w:pStyle w:val="Compact"/>
+      </w:pPr>
+      <w:r>
+        <w:rPr>
+          <w:bCs/>
+          <w:b/>
+        </w:rPr>
+        <w:t xml:space="preserve">事実（日時・場所・金額）は、箇条書きで自分で渡す</w:t>
+      </w:r>
+    </w:p>
+    <w:p>
+      <w:pPr>
+        <w:numPr>
+          <w:ilvl w:val="0"/>
+          <w:numId w:val="1073"/>
+        </w:numPr>
+        <w:pStyle w:val="Compact"/>
+      </w:pPr>
+      <w:r>
+        <w:rPr>
+          <w:bCs/>
+          <w:b/>
+        </w:rPr>
+        <w:t xml:space="preserve">「私が書いたことだけ使って」と一言そえる</w:t>
+      </w:r>
+    </w:p>
+    <w:p>
+      <w:pPr>
+        <w:numPr>
+          <w:ilvl w:val="0"/>
+          <w:numId w:val="1073"/>
+        </w:numPr>
+        <w:pStyle w:val="Compact"/>
+      </w:pPr>
+      <w:r>
+        <w:rPr>
+          <w:bCs/>
+          <w:b/>
+        </w:rPr>
+        <w:t xml:space="preserve">曜日と金額は、最後に自分の目で確かめる</w:t>
+      </w:r>
+    </w:p>
+    <w:p>
+      <w:pPr>
+        <w:numPr>
+          <w:ilvl w:val="0"/>
+          <w:numId w:val="1073"/>
+        </w:numPr>
+        <w:pStyle w:val="Compact"/>
+      </w:pPr>
+      <w:r>
+        <w:rPr>
+          <w:bCs/>
+          <w:b/>
+        </w:rPr>
+        <w:t xml:space="preserve">名前や電話番号などの個人情報は、AIに入れない</w:t>
+      </w:r>
+    </w:p>
+    <w:p>
+      <w:pPr>
+        <w:numPr>
+          <w:ilvl w:val="0"/>
+          <w:numId w:val="1073"/>
+        </w:numPr>
+        <w:pStyle w:val="Compact"/>
+      </w:pPr>
+      <w:r>
+        <w:rPr>
+          <w:bCs/>
+          <w:b/>
+        </w:rPr>
+        <w:t xml:space="preserve">答えが合わなければ、ひとこと足して何度でも頼みなおす</w:t>
+      </w:r>
+    </w:p>
+    <w:p>
+      <w:pPr>
+        <w:pStyle w:val="FirstParagraph"/>
+      </w:pPr>
+      <w:r>
+        <w:t xml:space="preserve">AIの答えは、毎回少しずつ変わります。この本の出力例とちがう答えが返ってきても、それはふつうのことです。</w:t>
+      </w:r>
+      <w:r>
+        <w:br/>
+      </w:r>
+      <w:r>
+        <w:t xml:space="preserve">テンプレの［　］や条件を、自分の団体に合わせてどんどん書きかえて、「うちの団体のテンプレ」に育ててください。</w:t>
+      </w:r>
+    </w:p>
+    <w:p>
+      <w:pPr>
+        <w:pStyle w:val="BlockText"/>
+      </w:pPr>
+      <w:r>
+        <w:rPr>
+          <w:bCs/>
+          <w:b/>
+        </w:rPr>
+        <w:t xml:space="preserve">ぷるの</w:t>
+      </w:r>
+      <w:r>
+        <w:t xml:space="preserve">：シリーズの第1巻「仕事のメール編」、第2巻「議事録・要約編」もあるよ。またどこかで会おうね！</w:t>
+      </w:r>
+    </w:p>
+    <w:p>
+      <w:r>
+        <w:pict>
+          <v:rect style="width:0;height:1.5pt" o:hralign="center" o:hrstd="t" o:hr="t"/>
+        </w:pict>
+      </w:r>
+    </w:p>
+    <w:bookmarkEnd w:id="104"/>
+    <w:bookmarkStart w:id="105" w:name="この本の作り方について"/>
+    <w:p>
+      <w:pPr>
+        <w:pStyle w:val="Heading1"/>
+      </w:pPr>
+      <w:r>
+        <w:t xml:space="preserve">この本の作り方について</w:t>
+      </w:r>
+    </w:p>
+    <w:p>
+      <w:pPr>
+        <w:numPr>
+          <w:ilvl w:val="0"/>
+          <w:numId w:val="1074"/>
+        </w:numPr>
+        <w:pStyle w:val="Compact"/>
+      </w:pPr>
+      <w:r>
+        <w:t xml:space="preserve">企画・執筆・構成：AI</w:t>
+      </w:r>
+    </w:p>
+    <w:p>
+      <w:pPr>
+        <w:numPr>
+          <w:ilvl w:val="0"/>
+          <w:numId w:val="1074"/>
+        </w:numPr>
+        <w:pStyle w:val="Compact"/>
+      </w:pPr>
+      <w:r>
+        <w:t xml:space="preserve">出力例：各テンプレの［　］を架空の内容で埋め、対話型のAIに1つずつ別々に送って得た答え（2026年10月）</w:t>
+      </w:r>
+    </w:p>
+    <w:p>
+      <w:pPr>
+        <w:numPr>
+          <w:ilvl w:val="0"/>
+          <w:numId w:val="1074"/>
+        </w:numPr>
+        <w:pStyle w:val="Compact"/>
+      </w:pPr>
+      <w:r>
+        <w:t xml:space="preserve">表紙：AIがHTML/CSSで描いたものを、プログラムで画像に書き出し</w:t>
+      </w:r>
+    </w:p>
+    <w:p>
+      <w:pPr>
+        <w:numPr>
+          <w:ilvl w:val="0"/>
+          <w:numId w:val="1074"/>
+        </w:numPr>
+        <w:pStyle w:val="Compact"/>
+      </w:pPr>
+      <w:r>
         <w:t xml:space="preserve">発行：スライム国</w:t>
       </w:r>
     </w:p>
-    <w:bookmarkEnd w:id="104"/>
+    <w:bookmarkEnd w:id="105"/>
     <w:sectPr/>
   </w:body>
 </w:document>
@@ -29830,6 +30122,21 @@
     <w:abstractNumId w:val="991"/>
   </w:num>
   <w:num w:numId="1068">
+    <w:abstractNumId w:val="991"/>
+  </w:num>
+  <w:num w:numId="1069">
+    <w:abstractNumId w:val="991"/>
+  </w:num>
+  <w:num w:numId="1070">
+    <w:abstractNumId w:val="991"/>
+  </w:num>
+  <w:num w:numId="1071">
+    <w:abstractNumId w:val="991"/>
+  </w:num>
+  <w:num w:numId="1072">
+    <w:abstractNumId w:val="991"/>
+  </w:num>
+  <w:num w:numId="1073">
     <w:abstractNumId w:val="99411"/>
     <w:lvlOverride w:ilvl="0">
       <w:startOverride w:val="1"/>
@@ -29859,7 +30166,7 @@
       <w:startOverride w:val="1"/>
     </w:lvlOverride>
   </w:num>
-  <w:num w:numId="1069">
+  <w:num w:numId="1074">
     <w:abstractNumId w:val="991"/>
   </w:num>
 </w:numbering>

--- a/products/kindle/vol3_notices/manuscript.docx
+++ b/products/kindle/vol3_notices/manuscript.docx
@@ -52,13 +52,60 @@
         </w:p>
       </w:sdtContent>
     </w:sdt>
-    <w:bookmarkStart w:id="20" w:name="この本について"/>
+    <w:bookmarkStart w:id="23" w:name="この本について"/>
     <w:p>
       <w:pPr>
         <w:pStyle w:val="Heading1"/>
       </w:pPr>
       <w:r>
         <w:t xml:space="preserve">この本について</w:t>
+      </w:r>
+    </w:p>
+    <w:p>
+      <w:pPr>
+        <w:pStyle w:val="FirstParagraph"/>
+      </w:pPr>
+      <w:r>
+        <w:drawing>
+          <wp:inline>
+            <wp:extent cx="5080000" cy="5080000"/>
+            <wp:effectExtent b="0" l="0" r="0" t="0"/>
+            <wp:docPr descr="ぷるの" title="" id="21" name="Picture"/>
+            <a:graphic>
+              <a:graphicData uri="http://schemas.openxmlformats.org/drawingml/2006/picture">
+                <pic:pic>
+                  <pic:nvPicPr>
+                    <pic:cNvPr descr="/home/user/ai-sns-company/products/kindle/_style/chara/puruno_normal.png" id="22" name="Picture"/>
+                    <pic:cNvPicPr>
+                      <a:picLocks noChangeArrowheads="1" noChangeAspect="1"/>
+                    </pic:cNvPicPr>
+                  </pic:nvPicPr>
+                  <pic:blipFill>
+                    <a:blip r:embed="rId20"/>
+                    <a:stretch>
+                      <a:fillRect/>
+                    </a:stretch>
+                  </pic:blipFill>
+                  <pic:spPr bwMode="auto">
+                    <a:xfrm>
+                      <a:off x="0" y="0"/>
+                      <a:ext cx="5080000" cy="5080000"/>
+                    </a:xfrm>
+                    <a:prstGeom prst="rect">
+                      <a:avLst/>
+                    </a:prstGeom>
+                    <a:noFill/>
+                    <a:ln w="9525">
+                      <a:noFill/>
+                      <a:headEnd/>
+                      <a:tailEnd/>
+                    </a:ln>
+                  </pic:spPr>
+                </pic:pic>
+              </a:graphicData>
+            </a:graphic>
+          </wp:inline>
+        </w:drawing>
       </w:r>
     </w:p>
     <w:p>
@@ -180,14 +227,61 @@
         </w:pict>
       </w:r>
     </w:p>
-    <w:bookmarkEnd w:id="20"/>
-    <w:bookmarkStart w:id="23" w:name="はじめに"/>
+    <w:bookmarkEnd w:id="23"/>
+    <w:bookmarkStart w:id="28" w:name="はじめに"/>
     <w:p>
       <w:pPr>
         <w:pStyle w:val="Heading1"/>
       </w:pPr>
       <w:r>
         <w:t xml:space="preserve">はじめに</w:t>
+      </w:r>
+    </w:p>
+    <w:p>
+      <w:pPr>
+        <w:pStyle w:val="FirstParagraph"/>
+      </w:pPr>
+      <w:r>
+        <w:drawing>
+          <wp:inline>
+            <wp:extent cx="5080000" cy="5080000"/>
+            <wp:effectExtent b="0" l="0" r="0" t="0"/>
+            <wp:docPr descr="ぷるの" title="" id="24" name="Picture"/>
+            <a:graphic>
+              <a:graphicData uri="http://schemas.openxmlformats.org/drawingml/2006/picture">
+                <pic:pic>
+                  <pic:nvPicPr>
+                    <pic:cNvPr descr="/home/user/ai-sns-company/products/kindle/_style/chara/puruno_normal.png" id="25" name="Picture"/>
+                    <pic:cNvPicPr>
+                      <a:picLocks noChangeArrowheads="1" noChangeAspect="1"/>
+                    </pic:cNvPicPr>
+                  </pic:nvPicPr>
+                  <pic:blipFill>
+                    <a:blip r:embed="rId20"/>
+                    <a:stretch>
+                      <a:fillRect/>
+                    </a:stretch>
+                  </pic:blipFill>
+                  <pic:spPr bwMode="auto">
+                    <a:xfrm>
+                      <a:off x="0" y="0"/>
+                      <a:ext cx="5080000" cy="5080000"/>
+                    </a:xfrm>
+                    <a:prstGeom prst="rect">
+                      <a:avLst/>
+                    </a:prstGeom>
+                    <a:noFill/>
+                    <a:ln w="9525">
+                      <a:noFill/>
+                      <a:headEnd/>
+                      <a:tailEnd/>
+                    </a:ln>
+                  </pic:spPr>
+                </pic:pic>
+              </a:graphicData>
+            </a:graphic>
+          </wp:inline>
+        </w:drawing>
       </w:r>
     </w:p>
     <w:p>
@@ -338,7 +432,7 @@
         <w:t xml:space="preserve">を、59個のテンプレにまとめました。</w:t>
       </w:r>
     </w:p>
-    <w:bookmarkStart w:id="21" w:name="この本の使い方"/>
+    <w:bookmarkStart w:id="26" w:name="この本の使い方"/>
     <w:p>
       <w:pPr>
         <w:pStyle w:val="Heading2"/>
@@ -522,8 +616,8 @@
         <w:t xml:space="preserve">：4番目がいちばん大事！ AIの文は「下書き」。日付・曜日・金額・名前は、最後に人がチェックして完成だよ。</w:t>
       </w:r>
     </w:p>
-    <w:bookmarkEnd w:id="21"/>
-    <w:bookmarkStart w:id="22" w:name="シリーズについて"/>
+    <w:bookmarkEnd w:id="26"/>
+    <w:bookmarkStart w:id="27" w:name="シリーズについて"/>
     <w:p>
       <w:pPr>
         <w:pStyle w:val="Heading2"/>
@@ -547,9 +641,9 @@
         </w:pict>
       </w:r>
     </w:p>
-    <w:bookmarkEnd w:id="22"/>
-    <w:bookmarkEnd w:id="23"/>
-    <w:bookmarkStart w:id="34" w:name="第1章-aiへの頼み方の基本"/>
+    <w:bookmarkEnd w:id="27"/>
+    <w:bookmarkEnd w:id="28"/>
+    <w:bookmarkStart w:id="42" w:name="第1章-aiへの頼み方の基本"/>
     <w:p>
       <w:pPr>
         <w:pStyle w:val="Heading1"/>
@@ -563,10 +657,57 @@
         <w:pStyle w:val="FirstParagraph"/>
       </w:pPr>
       <w:r>
+        <w:drawing>
+          <wp:inline>
+            <wp:extent cx="5080000" cy="5080000"/>
+            <wp:effectExtent b="0" l="0" r="0" t="0"/>
+            <wp:docPr descr="ぷるの" title="" id="30" name="Picture"/>
+            <a:graphic>
+              <a:graphicData uri="http://schemas.openxmlformats.org/drawingml/2006/picture">
+                <pic:pic>
+                  <pic:nvPicPr>
+                    <pic:cNvPr descr="/home/user/ai-sns-company/products/kindle/_style/chara/puruno_idea.png" id="31" name="Picture"/>
+                    <pic:cNvPicPr>
+                      <a:picLocks noChangeArrowheads="1" noChangeAspect="1"/>
+                    </pic:cNvPicPr>
+                  </pic:nvPicPr>
+                  <pic:blipFill>
+                    <a:blip r:embed="rId29"/>
+                    <a:stretch>
+                      <a:fillRect/>
+                    </a:stretch>
+                  </pic:blipFill>
+                  <pic:spPr bwMode="auto">
+                    <a:xfrm>
+                      <a:off x="0" y="0"/>
+                      <a:ext cx="5080000" cy="5080000"/>
+                    </a:xfrm>
+                    <a:prstGeom prst="rect">
+                      <a:avLst/>
+                    </a:prstGeom>
+                    <a:noFill/>
+                    <a:ln w="9525">
+                      <a:noFill/>
+                      <a:headEnd/>
+                      <a:tailEnd/>
+                    </a:ln>
+                  </pic:spPr>
+                </pic:pic>
+              </a:graphicData>
+            </a:graphic>
+          </wp:inline>
+        </w:drawing>
+      </w:r>
+    </w:p>
+    <w:p>
+      <w:pPr>
+        <w:pStyle w:val="BodyText"/>
+      </w:pPr>
+      <w:r>
         <w:t xml:space="preserve">テンプレを使う前に、5つのコツと、お知らせ文ならではの注意を知っておくと、自分でテンプレを直すときに迷いにくくなります。</w:t>
       </w:r>
     </w:p>
-    <w:bookmarkStart w:id="24" w:name="コツ1-だれがだれに何を書くかを最初に言う"/>
+    <w:bookmarkStart w:id="32" w:name="コツ1-だれがだれに何を書くかを最初に言う"/>
     <w:p>
       <w:pPr>
         <w:pStyle w:val="Heading2"/>
@@ -599,8 +740,8 @@
         <w:t xml:space="preserve">を最初に伝えると、言葉づかいや長さが合いやすくなります。</w:t>
       </w:r>
     </w:p>
-    <w:bookmarkEnd w:id="24"/>
-    <w:bookmarkStart w:id="25" w:name="コツ2-事実は箇条書きで渡す"/>
+    <w:bookmarkEnd w:id="32"/>
+    <w:bookmarkStart w:id="33" w:name="コツ2-事実は箇条書きで渡す"/>
     <w:p>
       <w:pPr>
         <w:pStyle w:val="Heading2"/>
@@ -662,8 +803,8 @@
         <w:t xml:space="preserve">・持ち物：牛乳パック1本、はさみ、タオル</w:t>
       </w:r>
     </w:p>
-    <w:bookmarkEnd w:id="25"/>
-    <w:bookmarkStart w:id="26" w:name="コツ3-足さないでをはっきり言う"/>
+    <w:bookmarkEnd w:id="33"/>
+    <w:bookmarkStart w:id="34" w:name="コツ3-足さないでをはっきり言う"/>
     <w:p>
       <w:pPr>
         <w:pStyle w:val="Heading2"/>
@@ -718,8 +859,8 @@
         <w:t xml:space="preserve">と一言入れておくと、足されにくくなります（ゼロにはなりません。最後は自分で確認します）。</w:t>
       </w:r>
     </w:p>
-    <w:bookmarkEnd w:id="26"/>
-    <w:bookmarkStart w:id="27" w:name="コツ4-長さと形を指定する"/>
+    <w:bookmarkEnd w:id="34"/>
+    <w:bookmarkStart w:id="35" w:name="コツ4-長さと形を指定する"/>
     <w:p>
       <w:pPr>
         <w:pStyle w:val="Heading2"/>
@@ -752,8 +893,8 @@
         <w:t xml:space="preserve">同じ内容でも、紙で配るのか、LINEで送るのか、掲示板にはるのかで、ちょうどよい長さはちがいます。</w:t>
       </w:r>
     </w:p>
-    <w:bookmarkEnd w:id="27"/>
-    <w:bookmarkStart w:id="28" w:name="コツ5-一回で決めなくていい"/>
+    <w:bookmarkEnd w:id="35"/>
+    <w:bookmarkStart w:id="36" w:name="コツ5-一回で決めなくていい"/>
     <w:p>
       <w:pPr>
         <w:pStyle w:val="Heading2"/>
@@ -821,8 +962,8 @@
         <w:t xml:space="preserve">：AIとの会話はキャッチボール。ちょっとずつ近づけていけばいいんだ。</w:t>
       </w:r>
     </w:p>
-    <w:bookmarkEnd w:id="28"/>
-    <w:bookmarkStart w:id="29" w:name="曜日と数字はかならず自分で確かめる"/>
+    <w:bookmarkEnd w:id="36"/>
+    <w:bookmarkStart w:id="37" w:name="曜日と数字はかならず自分で確かめる"/>
     <w:p>
       <w:pPr>
         <w:pStyle w:val="Heading2"/>
@@ -909,8 +1050,8 @@
         <w:t xml:space="preserve">この本の出力例でも、日付と曜日は、こちらでカレンダーを見てから頼み方に書いています（2026年10月に作ったので、11月・12月の例は2026年、1月〜7月の例は2027年のカレンダーです）。</w:t>
       </w:r>
     </w:p>
-    <w:bookmarkEnd w:id="29"/>
-    <w:bookmarkStart w:id="30" w:name="答えの前後のひとことは消してから配る"/>
+    <w:bookmarkEnd w:id="37"/>
+    <w:bookmarkStart w:id="38" w:name="答えの前後のひとことは消してから配る"/>
     <w:p>
       <w:pPr>
         <w:pStyle w:val="Heading2"/>
@@ -950,8 +1091,8 @@
         </w:pict>
       </w:r>
     </w:p>
-    <w:bookmarkEnd w:id="30"/>
-    <w:bookmarkStart w:id="31" w:name="角が立たない言い方のコツ"/>
+    <w:bookmarkEnd w:id="38"/>
+    <w:bookmarkStart w:id="39" w:name="角が立たない言い方のコツ"/>
     <w:p>
       <w:pPr>
         <w:pStyle w:val="Heading2"/>
@@ -1259,8 +1400,8 @@
         </w:pict>
       </w:r>
     </w:p>
-    <w:bookmarkEnd w:id="31"/>
-    <w:bookmarkStart w:id="32" w:name="ご高齢の方にも読みやすい書き方のコツ"/>
+    <w:bookmarkEnd w:id="39"/>
+    <w:bookmarkStart w:id="40" w:name="ご高齢の方にも読みやすい書き方のコツ"/>
     <w:p>
       <w:pPr>
         <w:pStyle w:val="Heading2"/>
@@ -1425,8 +1566,8 @@
         </w:pict>
       </w:r>
     </w:p>
-    <w:bookmarkEnd w:id="32"/>
-    <w:bookmarkStart w:id="33" w:name="個人情報の取り扱い"/>
+    <w:bookmarkEnd w:id="40"/>
+    <w:bookmarkStart w:id="41" w:name="個人情報の取り扱い"/>
     <w:p>
       <w:pPr>
         <w:pStyle w:val="Heading2"/>
@@ -1575,9 +1716,9 @@
         </w:pict>
       </w:r>
     </w:p>
-    <w:bookmarkEnd w:id="33"/>
-    <w:bookmarkEnd w:id="34"/>
-    <w:bookmarkStart w:id="43" w:name="第2章-行事の案内"/>
+    <w:bookmarkEnd w:id="41"/>
+    <w:bookmarkEnd w:id="42"/>
+    <w:bookmarkStart w:id="54" w:name="第2章-行事の案内"/>
     <w:p>
       <w:pPr>
         <w:pStyle w:val="Heading1"/>
@@ -1589,6 +1730,53 @@
     <w:p>
       <w:pPr>
         <w:pStyle w:val="FirstParagraph"/>
+      </w:pPr>
+      <w:r>
+        <w:drawing>
+          <wp:inline>
+            <wp:extent cx="5080000" cy="5080000"/>
+            <wp:effectExtent b="0" l="0" r="0" t="0"/>
+            <wp:docPr descr="ぷるの" title="" id="44" name="Picture"/>
+            <a:graphic>
+              <a:graphicData uri="http://schemas.openxmlformats.org/drawingml/2006/picture">
+                <pic:pic>
+                  <pic:nvPicPr>
+                    <pic:cNvPr descr="/home/user/ai-sns-company/products/kindle/_style/chara/puruno_cheer.png" id="45" name="Picture"/>
+                    <pic:cNvPicPr>
+                      <a:picLocks noChangeArrowheads="1" noChangeAspect="1"/>
+                    </pic:cNvPicPr>
+                  </pic:nvPicPr>
+                  <pic:blipFill>
+                    <a:blip r:embed="rId43"/>
+                    <a:stretch>
+                      <a:fillRect/>
+                    </a:stretch>
+                  </pic:blipFill>
+                  <pic:spPr bwMode="auto">
+                    <a:xfrm>
+                      <a:off x="0" y="0"/>
+                      <a:ext cx="5080000" cy="5080000"/>
+                    </a:xfrm>
+                    <a:prstGeom prst="rect">
+                      <a:avLst/>
+                    </a:prstGeom>
+                    <a:noFill/>
+                    <a:ln w="9525">
+                      <a:noFill/>
+                      <a:headEnd/>
+                      <a:tailEnd/>
+                    </a:ln>
+                  </pic:spPr>
+                </pic:pic>
+              </a:graphicData>
+            </a:graphic>
+          </wp:inline>
+        </w:drawing>
+      </w:r>
+    </w:p>
+    <w:p>
+      <w:pPr>
+        <w:pStyle w:val="BodyText"/>
       </w:pPr>
       <w:r>
         <w:t xml:space="preserve">行事のお知らせは、お知らせ文の基本です。日時・場所・持ち物・締め切り・問い合わせ先の5つがそろっているかを、いつも意識しましょう。</w:t>
@@ -1616,7 +1804,7 @@
         </w:pict>
       </w:r>
     </w:p>
-    <w:bookmarkStart w:id="35" w:name="テンプレ01-行事の基本の案内日時場所持ち物"/>
+    <w:bookmarkStart w:id="46" w:name="テンプレ01-行事の基本の案内日時場所持ち物"/>
     <w:p>
       <w:pPr>
         <w:pStyle w:val="Heading2"/>
@@ -2348,8 +2536,8 @@
         </w:pict>
       </w:r>
     </w:p>
-    <w:bookmarkEnd w:id="35"/>
-    <w:bookmarkStart w:id="36" w:name="テンプレ02-町内の一斉清掃の案内"/>
+    <w:bookmarkEnd w:id="46"/>
+    <w:bookmarkStart w:id="47" w:name="テンプレ02-町内の一斉清掃の案内"/>
     <w:p>
       <w:pPr>
         <w:pStyle w:val="Heading2"/>
@@ -2804,8 +2992,8 @@
         </w:pict>
       </w:r>
     </w:p>
-    <w:bookmarkEnd w:id="36"/>
-    <w:bookmarkStart w:id="37" w:name="テンプレ03-夏祭り盆踊りの案内"/>
+    <w:bookmarkEnd w:id="47"/>
+    <w:bookmarkStart w:id="48" w:name="テンプレ03-夏祭り盆踊りの案内"/>
     <w:p>
       <w:pPr>
         <w:pStyle w:val="Heading2"/>
@@ -3332,8 +3520,8 @@
         </w:pict>
       </w:r>
     </w:p>
-    <w:bookmarkEnd w:id="37"/>
-    <w:bookmarkStart w:id="38" w:name="テンプレ04-サークルの発表会展示会の案内"/>
+    <w:bookmarkEnd w:id="48"/>
+    <w:bookmarkStart w:id="49" w:name="テンプレ04-サークルの発表会展示会の案内"/>
     <w:p>
       <w:pPr>
         <w:pStyle w:val="Heading2"/>
@@ -3890,8 +4078,8 @@
         </w:pict>
       </w:r>
     </w:p>
-    <w:bookmarkEnd w:id="38"/>
-    <w:bookmarkStart w:id="39" w:name="テンプレ05-講演会研修会の案内"/>
+    <w:bookmarkEnd w:id="49"/>
+    <w:bookmarkStart w:id="50" w:name="テンプレ05-講演会研修会の案内"/>
     <w:p>
       <w:pPr>
         <w:pStyle w:val="Heading2"/>
@@ -4407,8 +4595,8 @@
         </w:pict>
       </w:r>
     </w:p>
-    <w:bookmarkEnd w:id="39"/>
-    <w:bookmarkStart w:id="40" w:name="テンプレ06-防災訓練の案内"/>
+    <w:bookmarkEnd w:id="50"/>
+    <w:bookmarkStart w:id="51" w:name="テンプレ06-防災訓練の案内"/>
     <w:p>
       <w:pPr>
         <w:pStyle w:val="Heading2"/>
@@ -4987,8 +5175,8 @@
         </w:pict>
       </w:r>
     </w:p>
-    <w:bookmarkEnd w:id="40"/>
-    <w:bookmarkStart w:id="41" w:name="テンプレ07-総会の開催通知出欠票委任状つき"/>
+    <w:bookmarkEnd w:id="51"/>
+    <w:bookmarkStart w:id="52" w:name="テンプレ07-総会の開催通知出欠票委任状つき"/>
     <w:p>
       <w:pPr>
         <w:pStyle w:val="Heading2"/>
@@ -5789,8 +5977,8 @@
         </w:pict>
       </w:r>
     </w:p>
-    <w:bookmarkEnd w:id="41"/>
-    <w:bookmarkStart w:id="42" w:name="テンプレ08-懇親会新年会の案内参加は自由と伝える"/>
+    <w:bookmarkEnd w:id="52"/>
+    <w:bookmarkStart w:id="53" w:name="テンプレ08-懇親会新年会の案内参加は自由と伝える"/>
     <w:p>
       <w:pPr>
         <w:pStyle w:val="Heading2"/>
@@ -6230,9 +6418,9 @@
         </w:pict>
       </w:r>
     </w:p>
-    <w:bookmarkEnd w:id="42"/>
-    <w:bookmarkEnd w:id="43"/>
-    <w:bookmarkStart w:id="50" w:name="第3章-集金会費のお知らせ"/>
+    <w:bookmarkEnd w:id="53"/>
+    <w:bookmarkEnd w:id="54"/>
+    <w:bookmarkStart w:id="63" w:name="第3章-集金会費のお知らせ"/>
     <w:p>
       <w:pPr>
         <w:pStyle w:val="Heading1"/>
@@ -6244,6 +6432,53 @@
     <w:p>
       <w:pPr>
         <w:pStyle w:val="FirstParagraph"/>
+      </w:pPr>
+      <w:r>
+        <w:drawing>
+          <wp:inline>
+            <wp:extent cx="5080000" cy="5080000"/>
+            <wp:effectExtent b="0" l="0" r="0" t="0"/>
+            <wp:docPr descr="ぷるの" title="" id="55" name="Picture"/>
+            <a:graphic>
+              <a:graphicData uri="http://schemas.openxmlformats.org/drawingml/2006/picture">
+                <pic:pic>
+                  <pic:nvPicPr>
+                    <pic:cNvPr descr="/home/user/ai-sns-company/products/kindle/_style/chara/puruno_normal.png" id="56" name="Picture"/>
+                    <pic:cNvPicPr>
+                      <a:picLocks noChangeArrowheads="1" noChangeAspect="1"/>
+                    </pic:cNvPicPr>
+                  </pic:nvPicPr>
+                  <pic:blipFill>
+                    <a:blip r:embed="rId20"/>
+                    <a:stretch>
+                      <a:fillRect/>
+                    </a:stretch>
+                  </pic:blipFill>
+                  <pic:spPr bwMode="auto">
+                    <a:xfrm>
+                      <a:off x="0" y="0"/>
+                      <a:ext cx="5080000" cy="5080000"/>
+                    </a:xfrm>
+                    <a:prstGeom prst="rect">
+                      <a:avLst/>
+                    </a:prstGeom>
+                    <a:noFill/>
+                    <a:ln w="9525">
+                      <a:noFill/>
+                      <a:headEnd/>
+                      <a:tailEnd/>
+                    </a:ln>
+                  </pic:spPr>
+                </pic:pic>
+              </a:graphicData>
+            </a:graphic>
+          </wp:inline>
+        </w:drawing>
+      </w:r>
+    </w:p>
+    <w:p>
+      <w:pPr>
+        <w:pStyle w:val="BodyText"/>
       </w:pPr>
       <w:r>
         <w:t xml:space="preserve">お金の話は、いちばん気をつかう場面です。金額や合計は、AIに計算させずに自分で確かめてから渡します。</w:t>
@@ -6271,7 +6506,7 @@
         </w:pict>
       </w:r>
     </w:p>
-    <w:bookmarkStart w:id="44" w:name="テンプレ09-会費の集金のお知らせ"/>
+    <w:bookmarkStart w:id="57" w:name="テンプレ09-会費の集金のお知らせ"/>
     <w:p>
       <w:pPr>
         <w:pStyle w:val="Heading2"/>
@@ -6757,8 +6992,8 @@
         </w:pict>
       </w:r>
     </w:p>
-    <w:bookmarkEnd w:id="44"/>
-    <w:bookmarkStart w:id="45" w:name="テンプレ10-集金日の前日のお知らせ"/>
+    <w:bookmarkEnd w:id="57"/>
+    <w:bookmarkStart w:id="58" w:name="テンプレ10-集金日の前日のお知らせ"/>
     <w:p>
       <w:pPr>
         <w:pStyle w:val="Heading2"/>
@@ -7048,8 +7283,8 @@
         </w:pict>
       </w:r>
     </w:p>
-    <w:bookmarkEnd w:id="45"/>
-    <w:bookmarkStart w:id="46" w:name="テンプレ11-まだ払っていない方へのやわらかい催促"/>
+    <w:bookmarkEnd w:id="58"/>
+    <w:bookmarkStart w:id="59" w:name="テンプレ11-まだ払っていない方へのやわらかい催促"/>
     <w:p>
       <w:pPr>
         <w:pStyle w:val="Heading2"/>
@@ -7544,8 +7779,8 @@
         </w:pict>
       </w:r>
     </w:p>
-    <w:bookmarkEnd w:id="46"/>
-    <w:bookmarkStart w:id="47" w:name="テンプレ12-会費の値上げのお知らせ"/>
+    <w:bookmarkEnd w:id="59"/>
+    <w:bookmarkStart w:id="60" w:name="テンプレ12-会費の値上げのお知らせ"/>
     <w:p>
       <w:pPr>
         <w:pStyle w:val="Heading2"/>
@@ -8102,8 +8337,8 @@
         </w:pict>
       </w:r>
     </w:p>
-    <w:bookmarkEnd w:id="47"/>
-    <w:bookmarkStart w:id="48" w:name="テンプレ13-会計報告収支のお知らせ"/>
+    <w:bookmarkEnd w:id="60"/>
+    <w:bookmarkStart w:id="61" w:name="テンプレ13-会計報告収支のお知らせ"/>
     <w:p>
       <w:pPr>
         <w:pStyle w:val="Heading2"/>
@@ -8754,8 +8989,8 @@
         </w:pict>
       </w:r>
     </w:p>
-    <w:bookmarkEnd w:id="48"/>
-    <w:bookmarkStart w:id="49" w:name="テンプレ14-地元のお店への協賛寄付のお願い"/>
+    <w:bookmarkEnd w:id="61"/>
+    <w:bookmarkStart w:id="62" w:name="テンプレ14-地元のお店への協賛寄付のお願い"/>
     <w:p>
       <w:pPr>
         <w:pStyle w:val="Heading2"/>
@@ -9421,9 +9656,9 @@
         </w:pict>
       </w:r>
     </w:p>
-    <w:bookmarkEnd w:id="49"/>
-    <w:bookmarkEnd w:id="50"/>
-    <w:bookmarkStart w:id="57" w:name="第4章-役員係の募集"/>
+    <w:bookmarkEnd w:id="62"/>
+    <w:bookmarkEnd w:id="63"/>
+    <w:bookmarkStart w:id="72" w:name="第4章-役員係の募集"/>
     <w:p>
       <w:pPr>
         <w:pStyle w:val="Heading1"/>
@@ -9435,6 +9670,53 @@
     <w:p>
       <w:pPr>
         <w:pStyle w:val="FirstParagraph"/>
+      </w:pPr>
+      <w:r>
+        <w:drawing>
+          <wp:inline>
+            <wp:extent cx="5080000" cy="5080000"/>
+            <wp:effectExtent b="0" l="0" r="0" t="0"/>
+            <wp:docPr descr="ぷるの" title="" id="64" name="Picture"/>
+            <a:graphic>
+              <a:graphicData uri="http://schemas.openxmlformats.org/drawingml/2006/picture">
+                <pic:pic>
+                  <pic:nvPicPr>
+                    <pic:cNvPr descr="/home/user/ai-sns-company/products/kindle/_style/chara/puruno_idea.png" id="65" name="Picture"/>
+                    <pic:cNvPicPr>
+                      <a:picLocks noChangeArrowheads="1" noChangeAspect="1"/>
+                    </pic:cNvPicPr>
+                  </pic:nvPicPr>
+                  <pic:blipFill>
+                    <a:blip r:embed="rId29"/>
+                    <a:stretch>
+                      <a:fillRect/>
+                    </a:stretch>
+                  </pic:blipFill>
+                  <pic:spPr bwMode="auto">
+                    <a:xfrm>
+                      <a:off x="0" y="0"/>
+                      <a:ext cx="5080000" cy="5080000"/>
+                    </a:xfrm>
+                    <a:prstGeom prst="rect">
+                      <a:avLst/>
+                    </a:prstGeom>
+                    <a:noFill/>
+                    <a:ln w="9525">
+                      <a:noFill/>
+                      <a:headEnd/>
+                      <a:tailEnd/>
+                    </a:ln>
+                  </pic:spPr>
+                </pic:pic>
+              </a:graphicData>
+            </a:graphic>
+          </wp:inline>
+        </w:drawing>
+      </w:r>
+    </w:p>
+    <w:p>
+      <w:pPr>
+        <w:pStyle w:val="BodyText"/>
       </w:pPr>
       <w:r>
         <w:t xml:space="preserve">役員や係の募集は、正直さが大切です。仕事の量をぼかすと、あとで「聞いていた話とちがう」となりがちです。</w:t>
@@ -9462,7 +9744,7 @@
         </w:pict>
       </w:r>
     </w:p>
-    <w:bookmarkStart w:id="51" w:name="テンプレ15-次年度の役員の募集"/>
+    <w:bookmarkStart w:id="66" w:name="テンプレ15-次年度の役員の募集"/>
     <w:p>
       <w:pPr>
         <w:pStyle w:val="Heading2"/>
@@ -10137,8 +10419,8 @@
         </w:pict>
       </w:r>
     </w:p>
-    <w:bookmarkEnd w:id="51"/>
-    <w:bookmarkStart w:id="52" w:name="テンプレ16-くじ引き選び方のお知らせ"/>
+    <w:bookmarkEnd w:id="66"/>
+    <w:bookmarkStart w:id="67" w:name="テンプレ16-くじ引き選び方のお知らせ"/>
     <w:p>
       <w:pPr>
         <w:pStyle w:val="Heading2"/>
@@ -10773,8 +11055,8 @@
         </w:pict>
       </w:r>
     </w:p>
-    <w:bookmarkEnd w:id="52"/>
-    <w:bookmarkStart w:id="53" w:name="テンプレ17-行事のお手伝いボランティア募集"/>
+    <w:bookmarkEnd w:id="67"/>
+    <w:bookmarkStart w:id="68" w:name="テンプレ17-行事のお手伝いボランティア募集"/>
     <w:p>
       <w:pPr>
         <w:pStyle w:val="Heading2"/>
@@ -11329,8 +11611,8 @@
         </w:pict>
       </w:r>
     </w:p>
-    <w:bookmarkEnd w:id="53"/>
-    <w:bookmarkStart w:id="54" w:name="テンプレ18-役員を引き受けられないときの返事個人から"/>
+    <w:bookmarkEnd w:id="68"/>
+    <w:bookmarkStart w:id="69" w:name="テンプレ18-役員を引き受けられないときの返事個人から"/>
     <w:p>
       <w:pPr>
         <w:pStyle w:val="Heading2"/>
@@ -11689,8 +11971,8 @@
         </w:pict>
       </w:r>
     </w:p>
-    <w:bookmarkEnd w:id="54"/>
-    <w:bookmarkStart w:id="55" w:name="テンプレ19-引き継ぎのお願い"/>
+    <w:bookmarkEnd w:id="69"/>
+    <w:bookmarkStart w:id="70" w:name="テンプレ19-引き継ぎのお願い"/>
     <w:p>
       <w:pPr>
         <w:pStyle w:val="Heading2"/>
@@ -12163,8 +12445,8 @@
         </w:pict>
       </w:r>
     </w:p>
-    <w:bookmarkEnd w:id="55"/>
-    <w:bookmarkStart w:id="56" w:name="テンプレ20-新しい役員の紹介文"/>
+    <w:bookmarkEnd w:id="70"/>
+    <w:bookmarkStart w:id="71" w:name="テンプレ20-新しい役員の紹介文"/>
     <w:p>
       <w:pPr>
         <w:pStyle w:val="Heading2"/>
@@ -12565,9 +12847,9 @@
         </w:pict>
       </w:r>
     </w:p>
-    <w:bookmarkEnd w:id="56"/>
-    <w:bookmarkEnd w:id="57"/>
-    <w:bookmarkStart w:id="64" w:name="第5章-お礼と報告"/>
+    <w:bookmarkEnd w:id="71"/>
+    <w:bookmarkEnd w:id="72"/>
+    <w:bookmarkStart w:id="82" w:name="第5章-お礼と報告"/>
     <w:p>
       <w:pPr>
         <w:pStyle w:val="Heading1"/>
@@ -12579,6 +12861,53 @@
     <w:p>
       <w:pPr>
         <w:pStyle w:val="FirstParagraph"/>
+      </w:pPr>
+      <w:r>
+        <w:drawing>
+          <wp:inline>
+            <wp:extent cx="5080000" cy="5080000"/>
+            <wp:effectExtent b="0" l="0" r="0" t="0"/>
+            <wp:docPr descr="ぷるの" title="" id="74" name="Picture"/>
+            <a:graphic>
+              <a:graphicData uri="http://schemas.openxmlformats.org/drawingml/2006/picture">
+                <pic:pic>
+                  <pic:nvPicPr>
+                    <pic:cNvPr descr="/home/user/ai-sns-company/products/kindle/_style/chara/puruno_ok.png" id="75" name="Picture"/>
+                    <pic:cNvPicPr>
+                      <a:picLocks noChangeArrowheads="1" noChangeAspect="1"/>
+                    </pic:cNvPicPr>
+                  </pic:nvPicPr>
+                  <pic:blipFill>
+                    <a:blip r:embed="rId73"/>
+                    <a:stretch>
+                      <a:fillRect/>
+                    </a:stretch>
+                  </pic:blipFill>
+                  <pic:spPr bwMode="auto">
+                    <a:xfrm>
+                      <a:off x="0" y="0"/>
+                      <a:ext cx="5080000" cy="5080000"/>
+                    </a:xfrm>
+                    <a:prstGeom prst="rect">
+                      <a:avLst/>
+                    </a:prstGeom>
+                    <a:noFill/>
+                    <a:ln w="9525">
+                      <a:noFill/>
+                      <a:headEnd/>
+                      <a:tailEnd/>
+                    </a:ln>
+                  </pic:spPr>
+                </pic:pic>
+              </a:graphicData>
+            </a:graphic>
+          </wp:inline>
+        </w:drawing>
+      </w:r>
+    </w:p>
+    <w:p>
+      <w:pPr>
+        <w:pStyle w:val="BodyText"/>
       </w:pPr>
       <w:r>
         <w:t xml:space="preserve">お礼の文は、具体的なできごとを1つ入れるだけで、ぐっと気持ちが伝わります。ただし、できごとや数字は自分で書いて渡しましょう。</w:t>
@@ -12606,7 +12935,7 @@
         </w:pict>
       </w:r>
     </w:p>
-    <w:bookmarkStart w:id="58" w:name="テンプレ21-行事のあとのお礼参加者へ"/>
+    <w:bookmarkStart w:id="76" w:name="テンプレ21-行事のあとのお礼参加者へ"/>
     <w:p>
       <w:pPr>
         <w:pStyle w:val="Heading2"/>
@@ -12971,8 +13300,8 @@
         </w:pict>
       </w:r>
     </w:p>
-    <w:bookmarkEnd w:id="58"/>
-    <w:bookmarkStart w:id="59" w:name="テンプレ22-協力してくれたお店団体へのお礼状"/>
+    <w:bookmarkEnd w:id="76"/>
+    <w:bookmarkStart w:id="77" w:name="テンプレ22-協力してくれたお店団体へのお礼状"/>
     <w:p>
       <w:pPr>
         <w:pStyle w:val="Heading2"/>
@@ -13413,8 +13742,8 @@
         </w:pict>
       </w:r>
     </w:p>
-    <w:bookmarkEnd w:id="59"/>
-    <w:bookmarkStart w:id="60" w:name="テンプレ23-退任する役員へのお礼"/>
+    <w:bookmarkEnd w:id="77"/>
+    <w:bookmarkStart w:id="78" w:name="テンプレ23-退任する役員へのお礼"/>
     <w:p>
       <w:pPr>
         <w:pStyle w:val="Heading2"/>
@@ -13801,8 +14130,8 @@
         </w:pict>
       </w:r>
     </w:p>
-    <w:bookmarkEnd w:id="60"/>
-    <w:bookmarkStart w:id="61" w:name="テンプレ24-行事の報告会報おたより用"/>
+    <w:bookmarkEnd w:id="78"/>
+    <w:bookmarkStart w:id="79" w:name="テンプレ24-行事の報告会報おたより用"/>
     <w:p>
       <w:pPr>
         <w:pStyle w:val="Heading2"/>
@@ -14222,8 +14551,8 @@
         </w:pict>
       </w:r>
     </w:p>
-    <w:bookmarkEnd w:id="61"/>
-    <w:bookmarkStart w:id="62" w:name="テンプレ25-寄付品物へのお礼"/>
+    <w:bookmarkEnd w:id="79"/>
+    <w:bookmarkStart w:id="80" w:name="テンプレ25-寄付品物へのお礼"/>
     <w:p>
       <w:pPr>
         <w:pStyle w:val="Heading2"/>
@@ -14519,8 +14848,8 @@
         </w:pict>
       </w:r>
     </w:p>
-    <w:bookmarkEnd w:id="62"/>
-    <w:bookmarkStart w:id="63" w:name="テンプレ26-講師先生へのお礼"/>
+    <w:bookmarkEnd w:id="80"/>
+    <w:bookmarkStart w:id="81" w:name="テンプレ26-講師先生へのお礼"/>
     <w:p>
       <w:pPr>
         <w:pStyle w:val="Heading2"/>
@@ -14900,9 +15229,9 @@
         </w:pict>
       </w:r>
     </w:p>
-    <w:bookmarkEnd w:id="63"/>
-    <w:bookmarkEnd w:id="64"/>
-    <w:bookmarkStart w:id="71" w:name="第6章-中止延期変更の連絡"/>
+    <w:bookmarkEnd w:id="81"/>
+    <w:bookmarkEnd w:id="82"/>
+    <w:bookmarkStart w:id="91" w:name="第6章-中止延期変更の連絡"/>
     <w:p>
       <w:pPr>
         <w:pStyle w:val="Heading1"/>
@@ -14914,6 +15243,53 @@
     <w:p>
       <w:pPr>
         <w:pStyle w:val="FirstParagraph"/>
+      </w:pPr>
+      <w:r>
+        <w:drawing>
+          <wp:inline>
+            <wp:extent cx="5080000" cy="5080000"/>
+            <wp:effectExtent b="0" l="0" r="0" t="0"/>
+            <wp:docPr descr="ぷるの" title="" id="83" name="Picture"/>
+            <a:graphic>
+              <a:graphicData uri="http://schemas.openxmlformats.org/drawingml/2006/picture">
+                <pic:pic>
+                  <pic:nvPicPr>
+                    <pic:cNvPr descr="/home/user/ai-sns-company/products/kindle/_style/chara/puruno_cheer.png" id="84" name="Picture"/>
+                    <pic:cNvPicPr>
+                      <a:picLocks noChangeArrowheads="1" noChangeAspect="1"/>
+                    </pic:cNvPicPr>
+                  </pic:nvPicPr>
+                  <pic:blipFill>
+                    <a:blip r:embed="rId43"/>
+                    <a:stretch>
+                      <a:fillRect/>
+                    </a:stretch>
+                  </pic:blipFill>
+                  <pic:spPr bwMode="auto">
+                    <a:xfrm>
+                      <a:off x="0" y="0"/>
+                      <a:ext cx="5080000" cy="5080000"/>
+                    </a:xfrm>
+                    <a:prstGeom prst="rect">
+                      <a:avLst/>
+                    </a:prstGeom>
+                    <a:noFill/>
+                    <a:ln w="9525">
+                      <a:noFill/>
+                      <a:headEnd/>
+                      <a:tailEnd/>
+                    </a:ln>
+                  </pic:spPr>
+                </pic:pic>
+              </a:graphicData>
+            </a:graphic>
+          </wp:inline>
+        </w:drawing>
+      </w:r>
+    </w:p>
+    <w:p>
+      <w:pPr>
+        <w:pStyle w:val="BodyText"/>
       </w:pPr>
       <w:r>
         <w:t xml:space="preserve">中止や延期の連絡は、早く・短く・まちがいなく。とくに、新しい日時の書きまちがいには気をつけます。</w:t>
@@ -14941,7 +15317,7 @@
         </w:pict>
       </w:r>
     </w:p>
-    <w:bookmarkStart w:id="65" w:name="テンプレ27-雨で中止のお知らせ"/>
+    <w:bookmarkStart w:id="85" w:name="テンプレ27-雨で中止のお知らせ"/>
     <w:p>
       <w:pPr>
         <w:pStyle w:val="Heading2"/>
@@ -15276,8 +15652,8 @@
         </w:pict>
       </w:r>
     </w:p>
-    <w:bookmarkEnd w:id="65"/>
-    <w:bookmarkStart w:id="66" w:name="テンプレ28-延期のお知らせ"/>
+    <w:bookmarkEnd w:id="85"/>
+    <w:bookmarkStart w:id="86" w:name="テンプレ28-延期のお知らせ"/>
     <w:p>
       <w:pPr>
         <w:pStyle w:val="Heading2"/>
@@ -15922,8 +16298,8 @@
         </w:pict>
       </w:r>
     </w:p>
-    <w:bookmarkEnd w:id="66"/>
-    <w:bookmarkStart w:id="67" w:name="テンプレ29-日時場所の変更のお知らせ"/>
+    <w:bookmarkEnd w:id="86"/>
+    <w:bookmarkStart w:id="87" w:name="テンプレ29-日時場所の変更のお知らせ"/>
     <w:p>
       <w:pPr>
         <w:pStyle w:val="Heading2"/>
@@ -16372,8 +16748,8 @@
         </w:pict>
       </w:r>
     </w:p>
-    <w:bookmarkEnd w:id="67"/>
-    <w:bookmarkStart w:id="68" w:name="テンプレ30-お知らせのまちがいの訂正とお詫び"/>
+    <w:bookmarkEnd w:id="87"/>
+    <w:bookmarkStart w:id="88" w:name="テンプレ30-お知らせのまちがいの訂正とお詫び"/>
     <w:p>
       <w:pPr>
         <w:pStyle w:val="Heading2"/>
@@ -16789,8 +17165,8 @@
         </w:pict>
       </w:r>
     </w:p>
-    <w:bookmarkEnd w:id="68"/>
-    <w:bookmarkStart w:id="69" w:name="テンプレ31-当日の朝の急な中止連絡line用"/>
+    <w:bookmarkEnd w:id="88"/>
+    <w:bookmarkStart w:id="89" w:name="テンプレ31-当日の朝の急な中止連絡line用"/>
     <w:p>
       <w:pPr>
         <w:pStyle w:val="Heading2"/>
@@ -17053,8 +17429,8 @@
         </w:pict>
       </w:r>
     </w:p>
-    <w:bookmarkEnd w:id="69"/>
-    <w:bookmarkStart w:id="70" w:name="テンプレ32-人が集まらず中止縮小するお知らせ"/>
+    <w:bookmarkEnd w:id="89"/>
+    <w:bookmarkStart w:id="90" w:name="テンプレ32-人が集まらず中止縮小するお知らせ"/>
     <w:p>
       <w:pPr>
         <w:pStyle w:val="Heading2"/>
@@ -17519,9 +17895,9 @@
         </w:pict>
       </w:r>
     </w:p>
-    <w:bookmarkEnd w:id="70"/>
-    <w:bookmarkEnd w:id="71"/>
-    <w:bookmarkStart w:id="80" w:name="第7章-lineグループ用の短文"/>
+    <w:bookmarkEnd w:id="90"/>
+    <w:bookmarkEnd w:id="91"/>
+    <w:bookmarkStart w:id="102" w:name="第7章-lineグループ用の短文"/>
     <w:p>
       <w:pPr>
         <w:pStyle w:val="Heading1"/>
@@ -17533,6 +17909,53 @@
     <w:p>
       <w:pPr>
         <w:pStyle w:val="FirstParagraph"/>
+      </w:pPr>
+      <w:r>
+        <w:drawing>
+          <wp:inline>
+            <wp:extent cx="5080000" cy="5080000"/>
+            <wp:effectExtent b="0" l="0" r="0" t="0"/>
+            <wp:docPr descr="ぷるの" title="" id="92" name="Picture"/>
+            <a:graphic>
+              <a:graphicData uri="http://schemas.openxmlformats.org/drawingml/2006/picture">
+                <pic:pic>
+                  <pic:nvPicPr>
+                    <pic:cNvPr descr="/home/user/ai-sns-company/products/kindle/_style/chara/puruno_normal.png" id="93" name="Picture"/>
+                    <pic:cNvPicPr>
+                      <a:picLocks noChangeArrowheads="1" noChangeAspect="1"/>
+                    </pic:cNvPicPr>
+                  </pic:nvPicPr>
+                  <pic:blipFill>
+                    <a:blip r:embed="rId20"/>
+                    <a:stretch>
+                      <a:fillRect/>
+                    </a:stretch>
+                  </pic:blipFill>
+                  <pic:spPr bwMode="auto">
+                    <a:xfrm>
+                      <a:off x="0" y="0"/>
+                      <a:ext cx="5080000" cy="5080000"/>
+                    </a:xfrm>
+                    <a:prstGeom prst="rect">
+                      <a:avLst/>
+                    </a:prstGeom>
+                    <a:noFill/>
+                    <a:ln w="9525">
+                      <a:noFill/>
+                      <a:headEnd/>
+                      <a:tailEnd/>
+                    </a:ln>
+                  </pic:spPr>
+                </pic:pic>
+              </a:graphicData>
+            </a:graphic>
+          </wp:inline>
+        </w:drawing>
+      </w:r>
+    </w:p>
+    <w:p>
+      <w:pPr>
+        <w:pStyle w:val="BodyText"/>
       </w:pPr>
       <w:r>
         <w:t xml:space="preserve">LINEグループの文は、短さが命です。スマホの画面1つに収まる長さを目安にします。</w:t>
@@ -17560,7 +17983,7 @@
         </w:pict>
       </w:r>
     </w:p>
-    <w:bookmarkStart w:id="72" w:name="テンプレ33-長いお知らせをline用に短くする"/>
+    <w:bookmarkStart w:id="94" w:name="テンプレ33-長いお知らせをline用に短くする"/>
     <w:p>
       <w:pPr>
         <w:pStyle w:val="Heading2"/>
@@ -17919,8 +18342,8 @@
         </w:pict>
       </w:r>
     </w:p>
-    <w:bookmarkEnd w:id="72"/>
-    <w:bookmarkStart w:id="73" w:name="テンプレ34-前日のリマインド明日です"/>
+    <w:bookmarkEnd w:id="94"/>
+    <w:bookmarkStart w:id="95" w:name="テンプレ34-前日のリマインド明日です"/>
     <w:p>
       <w:pPr>
         <w:pStyle w:val="Heading2"/>
@@ -18210,8 +18633,8 @@
         </w:pict>
       </w:r>
     </w:p>
-    <w:bookmarkEnd w:id="73"/>
-    <w:bookmarkStart w:id="74" w:name="テンプレ35-スタンプやリアクションで出欠を取る"/>
+    <w:bookmarkEnd w:id="95"/>
+    <w:bookmarkStart w:id="96" w:name="テンプレ35-スタンプやリアクションで出欠を取る"/>
     <w:p>
       <w:pPr>
         <w:pStyle w:val="Heading2"/>
@@ -18600,8 +19023,8 @@
         </w:pict>
       </w:r>
     </w:p>
-    <w:bookmarkEnd w:id="74"/>
-    <w:bookmarkStart w:id="75" w:name="テンプレ36-新しく入った人への歓迎メッセージ"/>
+    <w:bookmarkEnd w:id="96"/>
+    <w:bookmarkStart w:id="97" w:name="テンプレ36-新しく入った人への歓迎メッセージ"/>
     <w:p>
       <w:pPr>
         <w:pStyle w:val="Heading2"/>
@@ -18900,8 +19323,8 @@
         </w:pict>
       </w:r>
     </w:p>
-    <w:bookmarkEnd w:id="75"/>
-    <w:bookmarkStart w:id="76" w:name="テンプレ37-返事をやさしくうながす"/>
+    <w:bookmarkEnd w:id="97"/>
+    <w:bookmarkStart w:id="98" w:name="テンプレ37-返事をやさしくうながす"/>
     <w:p>
       <w:pPr>
         <w:pStyle w:val="Heading2"/>
@@ -19279,8 +19702,8 @@
         </w:pict>
       </w:r>
     </w:p>
-    <w:bookmarkEnd w:id="76"/>
-    <w:bookmarkStart w:id="77" w:name="テンプレ38-グループの使い方ルール"/>
+    <w:bookmarkEnd w:id="98"/>
+    <w:bookmarkStart w:id="99" w:name="テンプレ38-グループの使い方ルール"/>
     <w:p>
       <w:pPr>
         <w:pStyle w:val="Heading2"/>
@@ -19672,8 +20095,8 @@
         </w:pict>
       </w:r>
     </w:p>
-    <w:bookmarkEnd w:id="77"/>
-    <w:bookmarkStart w:id="78" w:name="テンプレ39-個別の話はグループの外でと伝える"/>
+    <w:bookmarkEnd w:id="99"/>
+    <w:bookmarkStart w:id="100" w:name="テンプレ39-個別の話はグループの外でと伝える"/>
     <w:p>
       <w:pPr>
         <w:pStyle w:val="Heading2"/>
@@ -19972,8 +20395,8 @@
         </w:pict>
       </w:r>
     </w:p>
-    <w:bookmarkEnd w:id="78"/>
-    <w:bookmarkStart w:id="79" w:name="テンプレ40-遅れる忘れ物の連絡自分から"/>
+    <w:bookmarkEnd w:id="100"/>
+    <w:bookmarkStart w:id="101" w:name="テンプレ40-遅れる忘れ物の連絡自分から"/>
     <w:p>
       <w:pPr>
         <w:pStyle w:val="Heading2"/>
@@ -20206,9 +20629,9 @@
         </w:pict>
       </w:r>
     </w:p>
-    <w:bookmarkEnd w:id="79"/>
-    <w:bookmarkEnd w:id="80"/>
-    <w:bookmarkStart w:id="87" w:name="第8章-回覧板掲示板"/>
+    <w:bookmarkEnd w:id="101"/>
+    <w:bookmarkEnd w:id="102"/>
+    <w:bookmarkStart w:id="111" w:name="第8章-回覧板掲示板"/>
     <w:p>
       <w:pPr>
         <w:pStyle w:val="Heading1"/>
@@ -20220,6 +20643,53 @@
     <w:p>
       <w:pPr>
         <w:pStyle w:val="FirstParagraph"/>
+      </w:pPr>
+      <w:r>
+        <w:drawing>
+          <wp:inline>
+            <wp:extent cx="5080000" cy="5080000"/>
+            <wp:effectExtent b="0" l="0" r="0" t="0"/>
+            <wp:docPr descr="ぷるの" title="" id="103" name="Picture"/>
+            <a:graphic>
+              <a:graphicData uri="http://schemas.openxmlformats.org/drawingml/2006/picture">
+                <pic:pic>
+                  <pic:nvPicPr>
+                    <pic:cNvPr descr="/home/user/ai-sns-company/products/kindle/_style/chara/puruno_idea.png" id="104" name="Picture"/>
+                    <pic:cNvPicPr>
+                      <a:picLocks noChangeArrowheads="1" noChangeAspect="1"/>
+                    </pic:cNvPicPr>
+                  </pic:nvPicPr>
+                  <pic:blipFill>
+                    <a:blip r:embed="rId29"/>
+                    <a:stretch>
+                      <a:fillRect/>
+                    </a:stretch>
+                  </pic:blipFill>
+                  <pic:spPr bwMode="auto">
+                    <a:xfrm>
+                      <a:off x="0" y="0"/>
+                      <a:ext cx="5080000" cy="5080000"/>
+                    </a:xfrm>
+                    <a:prstGeom prst="rect">
+                      <a:avLst/>
+                    </a:prstGeom>
+                    <a:noFill/>
+                    <a:ln w="9525">
+                      <a:noFill/>
+                      <a:headEnd/>
+                      <a:tailEnd/>
+                    </a:ln>
+                  </pic:spPr>
+                </pic:pic>
+              </a:graphicData>
+            </a:graphic>
+          </wp:inline>
+        </w:drawing>
+      </w:r>
+    </w:p>
+    <w:p>
+      <w:pPr>
+        <w:pStyle w:val="BodyText"/>
       </w:pPr>
       <w:r>
         <w:t xml:space="preserve">回覧板や掲示板は、いろいろな年代の方が読みます。短く、大きく、やさしい言葉で。そして、だれかを責めているように読めないことが大切です。</w:t>
@@ -20247,7 +20717,7 @@
         </w:pict>
       </w:r>
     </w:p>
-    <w:bookmarkStart w:id="81" w:name="テンプレ41-回覧板の表紙今回のお知らせ一覧"/>
+    <w:bookmarkStart w:id="105" w:name="テンプレ41-回覧板の表紙今回のお知らせ一覧"/>
     <w:p>
       <w:pPr>
         <w:pStyle w:val="Heading2"/>
@@ -20823,8 +21293,8 @@
         </w:pict>
       </w:r>
     </w:p>
-    <w:bookmarkEnd w:id="81"/>
-    <w:bookmarkStart w:id="82" w:name="テンプレ42-ごみ出しルールのお願い角が立たない"/>
+    <w:bookmarkEnd w:id="105"/>
+    <w:bookmarkStart w:id="106" w:name="テンプレ42-ごみ出しルールのお願い角が立たない"/>
     <w:p>
       <w:pPr>
         <w:pStyle w:val="Heading2"/>
@@ -21291,8 +21761,8 @@
         </w:pict>
       </w:r>
     </w:p>
-    <w:bookmarkEnd w:id="82"/>
-    <w:bookmarkStart w:id="83" w:name="テンプレ43-掲示板のポスターの文"/>
+    <w:bookmarkEnd w:id="106"/>
+    <w:bookmarkStart w:id="107" w:name="テンプレ43-掲示板のポスターの文"/>
     <w:p>
       <w:pPr>
         <w:pStyle w:val="Heading2"/>
@@ -21732,8 +22202,8 @@
         </w:pict>
       </w:r>
     </w:p>
-    <w:bookmarkEnd w:id="83"/>
-    <w:bookmarkStart w:id="84" w:name="テンプレ44-駐車騒音などのお願い特定の人を責めない"/>
+    <w:bookmarkEnd w:id="107"/>
+    <w:bookmarkStart w:id="108" w:name="テンプレ44-駐車騒音などのお願い特定の人を責めない"/>
     <w:p>
       <w:pPr>
         <w:pStyle w:val="Heading2"/>
@@ -22182,8 +22652,8 @@
         </w:pict>
       </w:r>
     </w:p>
-    <w:bookmarkEnd w:id="84"/>
-    <w:bookmarkStart w:id="85" w:name="テンプレ45-回覧板を早く回してもらうお願い"/>
+    <w:bookmarkEnd w:id="108"/>
+    <w:bookmarkStart w:id="109" w:name="テンプレ45-回覧板を早く回してもらうお願い"/>
     <w:p>
       <w:pPr>
         <w:pStyle w:val="Heading2"/>
@@ -22471,8 +22941,8 @@
         </w:pict>
       </w:r>
     </w:p>
-    <w:bookmarkEnd w:id="85"/>
-    <w:bookmarkStart w:id="86" w:name="テンプレ46-高齢の方にも読みやすく言い直す"/>
+    <w:bookmarkEnd w:id="109"/>
+    <w:bookmarkStart w:id="110" w:name="テンプレ46-高齢の方にも読みやすく言い直す"/>
     <w:p>
       <w:pPr>
         <w:pStyle w:val="Heading2"/>
@@ -23009,9 +23479,9 @@
         </w:pict>
       </w:r>
     </w:p>
-    <w:bookmarkEnd w:id="86"/>
-    <w:bookmarkEnd w:id="87"/>
-    <w:bookmarkStart w:id="94" w:name="第9章-アンケート"/>
+    <w:bookmarkEnd w:id="110"/>
+    <w:bookmarkEnd w:id="111"/>
+    <w:bookmarkStart w:id="120" w:name="第9章-アンケート"/>
     <w:p>
       <w:pPr>
         <w:pStyle w:val="Heading1"/>
@@ -23023,6 +23493,53 @@
     <w:p>
       <w:pPr>
         <w:pStyle w:val="FirstParagraph"/>
+      </w:pPr>
+      <w:r>
+        <w:drawing>
+          <wp:inline>
+            <wp:extent cx="5080000" cy="5080000"/>
+            <wp:effectExtent b="0" l="0" r="0" t="0"/>
+            <wp:docPr descr="ぷるの" title="" id="112" name="Picture"/>
+            <a:graphic>
+              <a:graphicData uri="http://schemas.openxmlformats.org/drawingml/2006/picture">
+                <pic:pic>
+                  <pic:nvPicPr>
+                    <pic:cNvPr descr="/home/user/ai-sns-company/products/kindle/_style/chara/puruno_ok.png" id="113" name="Picture"/>
+                    <pic:cNvPicPr>
+                      <a:picLocks noChangeArrowheads="1" noChangeAspect="1"/>
+                    </pic:cNvPicPr>
+                  </pic:nvPicPr>
+                  <pic:blipFill>
+                    <a:blip r:embed="rId73"/>
+                    <a:stretch>
+                      <a:fillRect/>
+                    </a:stretch>
+                  </pic:blipFill>
+                  <pic:spPr bwMode="auto">
+                    <a:xfrm>
+                      <a:off x="0" y="0"/>
+                      <a:ext cx="5080000" cy="5080000"/>
+                    </a:xfrm>
+                    <a:prstGeom prst="rect">
+                      <a:avLst/>
+                    </a:prstGeom>
+                    <a:noFill/>
+                    <a:ln w="9525">
+                      <a:noFill/>
+                      <a:headEnd/>
+                      <a:tailEnd/>
+                    </a:ln>
+                  </pic:spPr>
+                </pic:pic>
+              </a:graphicData>
+            </a:graphic>
+          </wp:inline>
+        </w:drawing>
+      </w:r>
+    </w:p>
+    <w:p>
+      <w:pPr>
+        <w:pStyle w:val="BodyText"/>
       </w:pPr>
       <w:r>
         <w:t xml:space="preserve">アンケートは、答えてもらうまでと、結果をまとめるところの両方で、AIが手伝えます。集計した数字は自分で数えたものを使います。</w:t>
@@ -23050,7 +23567,7 @@
         </w:pict>
       </w:r>
     </w:p>
-    <w:bookmarkStart w:id="88" w:name="テンプレ47-アンケートのお願いの文"/>
+    <w:bookmarkStart w:id="114" w:name="テンプレ47-アンケートのお願いの文"/>
     <w:p>
       <w:pPr>
         <w:pStyle w:val="Heading2"/>
@@ -23367,8 +23884,8 @@
         </w:pict>
       </w:r>
     </w:p>
-    <w:bookmarkEnd w:id="88"/>
-    <w:bookmarkStart w:id="89" w:name="テンプレ48-アンケートの質問を作ってもらう"/>
+    <w:bookmarkEnd w:id="114"/>
+    <w:bookmarkStart w:id="115" w:name="テンプレ48-アンケートの質問を作ってもらう"/>
     <w:p>
       <w:pPr>
         <w:pStyle w:val="Heading2"/>
@@ -24100,8 +24617,8 @@
         </w:pict>
       </w:r>
     </w:p>
-    <w:bookmarkEnd w:id="89"/>
-    <w:bookmarkStart w:id="90" w:name="テンプレ49-日程の希望調査"/>
+    <w:bookmarkEnd w:id="115"/>
+    <w:bookmarkStart w:id="116" w:name="テンプレ49-日程の希望調査"/>
     <w:p>
       <w:pPr>
         <w:pStyle w:val="Heading2"/>
@@ -24719,8 +25236,8 @@
         </w:pict>
       </w:r>
     </w:p>
-    <w:bookmarkEnd w:id="90"/>
-    <w:bookmarkStart w:id="91" w:name="テンプレ50-アンケート結果のまとめと報告"/>
+    <w:bookmarkEnd w:id="116"/>
+    <w:bookmarkStart w:id="117" w:name="テンプレ50-アンケート結果のまとめと報告"/>
     <w:p>
       <w:pPr>
         <w:pStyle w:val="Heading2"/>
@@ -25181,8 +25698,8 @@
         </w:pict>
       </w:r>
     </w:p>
-    <w:bookmarkEnd w:id="91"/>
-    <w:bookmarkStart w:id="92" w:name="テンプレ51-自由記述の意見をまとめる"/>
+    <w:bookmarkEnd w:id="117"/>
+    <w:bookmarkStart w:id="118" w:name="テンプレ51-自由記述の意見をまとめる"/>
     <w:p>
       <w:pPr>
         <w:pStyle w:val="Heading2"/>
@@ -25728,8 +26245,8 @@
         </w:pict>
       </w:r>
     </w:p>
-    <w:bookmarkEnd w:id="92"/>
-    <w:bookmarkStart w:id="93" w:name="テンプレ52-紙でもスマホでも答えられるアンケートの案内"/>
+    <w:bookmarkEnd w:id="118"/>
+    <w:bookmarkStart w:id="119" w:name="テンプレ52-紙でもスマホでも答えられるアンケートの案内"/>
     <w:p>
       <w:pPr>
         <w:pStyle w:val="Heading2"/>
@@ -26214,9 +26731,9 @@
         </w:pict>
       </w:r>
     </w:p>
-    <w:bookmarkEnd w:id="93"/>
-    <w:bookmarkEnd w:id="94"/>
-    <w:bookmarkStart w:id="102" w:name="第10章-仕上げに使う頼み方"/>
+    <w:bookmarkEnd w:id="119"/>
+    <w:bookmarkEnd w:id="120"/>
+    <w:bookmarkStart w:id="130" w:name="第10章-仕上げに使う頼み方"/>
     <w:p>
       <w:pPr>
         <w:pStyle w:val="Heading1"/>
@@ -26228,6 +26745,53 @@
     <w:p>
       <w:pPr>
         <w:pStyle w:val="FirstParagraph"/>
+      </w:pPr>
+      <w:r>
+        <w:drawing>
+          <wp:inline>
+            <wp:extent cx="5080000" cy="5080000"/>
+            <wp:effectExtent b="0" l="0" r="0" t="0"/>
+            <wp:docPr descr="ぷるの" title="" id="121" name="Picture"/>
+            <a:graphic>
+              <a:graphicData uri="http://schemas.openxmlformats.org/drawingml/2006/picture">
+                <pic:pic>
+                  <pic:nvPicPr>
+                    <pic:cNvPr descr="/home/user/ai-sns-company/products/kindle/_style/chara/puruno_cheer.png" id="122" name="Picture"/>
+                    <pic:cNvPicPr>
+                      <a:picLocks noChangeArrowheads="1" noChangeAspect="1"/>
+                    </pic:cNvPicPr>
+                  </pic:nvPicPr>
+                  <pic:blipFill>
+                    <a:blip r:embed="rId43"/>
+                    <a:stretch>
+                      <a:fillRect/>
+                    </a:stretch>
+                  </pic:blipFill>
+                  <pic:spPr bwMode="auto">
+                    <a:xfrm>
+                      <a:off x="0" y="0"/>
+                      <a:ext cx="5080000" cy="5080000"/>
+                    </a:xfrm>
+                    <a:prstGeom prst="rect">
+                      <a:avLst/>
+                    </a:prstGeom>
+                    <a:noFill/>
+                    <a:ln w="9525">
+                      <a:noFill/>
+                      <a:headEnd/>
+                      <a:tailEnd/>
+                    </a:ln>
+                  </pic:spPr>
+                </pic:pic>
+              </a:graphicData>
+            </a:graphic>
+          </wp:inline>
+        </w:drawing>
+      </w:r>
+    </w:p>
+    <w:p>
+      <w:pPr>
+        <w:pStyle w:val="BodyText"/>
       </w:pPr>
       <w:r>
         <w:t xml:space="preserve">最後の章は、どの場面でも使える「仕上げ」の頼み方です。ほかの章のテンプレと組み合わせて使ってください。</w:t>
@@ -26255,7 +26819,7 @@
         </w:pict>
       </w:r>
     </w:p>
-    <w:bookmarkStart w:id="95" w:name="テンプレ53-できあがった文の見直し抜けまちがい探し"/>
+    <w:bookmarkStart w:id="123" w:name="テンプレ53-できあがった文の見直し抜けまちがい探し"/>
     <w:p>
       <w:pPr>
         <w:pStyle w:val="Heading2"/>
@@ -26780,8 +27344,8 @@
         </w:pict>
       </w:r>
     </w:p>
-    <w:bookmarkEnd w:id="95"/>
-    <w:bookmarkStart w:id="96" w:name="テンプレ54-もっとやわらかい言い方に直す"/>
+    <w:bookmarkEnd w:id="123"/>
+    <w:bookmarkStart w:id="124" w:name="テンプレ54-もっとやわらかい言い方に直す"/>
     <w:p>
       <w:pPr>
         <w:pStyle w:val="Heading2"/>
@@ -27102,8 +27666,8 @@
         </w:pict>
       </w:r>
     </w:p>
-    <w:bookmarkEnd w:id="96"/>
-    <w:bookmarkStart w:id="97" w:name="テンプレ55-敬語のチェック"/>
+    <w:bookmarkEnd w:id="124"/>
+    <w:bookmarkStart w:id="125" w:name="テンプレ55-敬語のチェック"/>
     <w:p>
       <w:pPr>
         <w:pStyle w:val="Heading2"/>
@@ -27498,8 +28062,8 @@
         </w:pict>
       </w:r>
     </w:p>
-    <w:bookmarkEnd w:id="97"/>
-    <w:bookmarkStart w:id="98" w:name="テンプレ56-見出しタイトルの案を出してもらう"/>
+    <w:bookmarkEnd w:id="125"/>
+    <w:bookmarkStart w:id="126" w:name="テンプレ56-見出しタイトルの案を出してもらう"/>
     <w:p>
       <w:pPr>
         <w:pStyle w:val="Heading2"/>
@@ -27849,8 +28413,8 @@
         </w:pict>
       </w:r>
     </w:p>
-    <w:bookmarkEnd w:id="98"/>
-    <w:bookmarkStart w:id="99" w:name="テンプレ57-1つの内容から紙line掲示板用をまとめて作る"/>
+    <w:bookmarkEnd w:id="126"/>
+    <w:bookmarkStart w:id="127" w:name="テンプレ57-1つの内容から紙line掲示板用をまとめて作る"/>
     <w:p>
       <w:pPr>
         <w:pStyle w:val="Heading2"/>
@@ -28450,8 +29014,8 @@
         </w:pict>
       </w:r>
     </w:p>
-    <w:bookmarkEnd w:id="99"/>
-    <w:bookmarkStart w:id="100" w:name="テンプレ58-aiに質問してもらってから書く"/>
+    <w:bookmarkEnd w:id="127"/>
+    <w:bookmarkStart w:id="128" w:name="テンプレ58-aiに質問してもらってから書く"/>
     <w:p>
       <w:pPr>
         <w:pStyle w:val="Heading2"/>
@@ -28714,8 +29278,8 @@
         </w:pict>
       </w:r>
     </w:p>
-    <w:bookmarkEnd w:id="100"/>
-    <w:bookmarkStart w:id="101" w:name="テンプレ59-自分の団体のいつもの書き方を覚えさせる"/>
+    <w:bookmarkEnd w:id="128"/>
+    <w:bookmarkStart w:id="129" w:name="テンプレ59-自分の団体のいつもの書き方を覚えさせる"/>
     <w:p>
       <w:pPr>
         <w:pStyle w:val="Heading2"/>
@@ -29081,9 +29645,9 @@
         </w:pict>
       </w:r>
     </w:p>
-    <w:bookmarkEnd w:id="101"/>
-    <w:bookmarkEnd w:id="102"/>
-    <w:bookmarkStart w:id="103" w:name="付録-困ったときのひとこと早見表"/>
+    <w:bookmarkEnd w:id="129"/>
+    <w:bookmarkEnd w:id="130"/>
+    <w:bookmarkStart w:id="134" w:name="付録-困ったときのひとこと早見表"/>
     <w:p>
       <w:pPr>
         <w:pStyle w:val="Heading1"/>
@@ -29095,6 +29659,53 @@
     <w:p>
       <w:pPr>
         <w:pStyle w:val="FirstParagraph"/>
+      </w:pPr>
+      <w:r>
+        <w:drawing>
+          <wp:inline>
+            <wp:extent cx="5080000" cy="5080000"/>
+            <wp:effectExtent b="0" l="0" r="0" t="0"/>
+            <wp:docPr descr="ぷるの" title="" id="132" name="Picture"/>
+            <a:graphic>
+              <a:graphicData uri="http://schemas.openxmlformats.org/drawingml/2006/picture">
+                <pic:pic>
+                  <pic:nvPicPr>
+                    <pic:cNvPr descr="/home/user/ai-sns-company/products/kindle/_style/chara/puruno_caution.png" id="133" name="Picture"/>
+                    <pic:cNvPicPr>
+                      <a:picLocks noChangeArrowheads="1" noChangeAspect="1"/>
+                    </pic:cNvPicPr>
+                  </pic:nvPicPr>
+                  <pic:blipFill>
+                    <a:blip r:embed="rId131"/>
+                    <a:stretch>
+                      <a:fillRect/>
+                    </a:stretch>
+                  </pic:blipFill>
+                  <pic:spPr bwMode="auto">
+                    <a:xfrm>
+                      <a:off x="0" y="0"/>
+                      <a:ext cx="5080000" cy="5080000"/>
+                    </a:xfrm>
+                    <a:prstGeom prst="rect">
+                      <a:avLst/>
+                    </a:prstGeom>
+                    <a:noFill/>
+                    <a:ln w="9525">
+                      <a:noFill/>
+                      <a:headEnd/>
+                      <a:tailEnd/>
+                    </a:ln>
+                  </pic:spPr>
+                </pic:pic>
+              </a:graphicData>
+            </a:graphic>
+          </wp:inline>
+        </w:drawing>
+      </w:r>
+    </w:p>
+    <w:p>
+      <w:pPr>
+        <w:pStyle w:val="BodyText"/>
       </w:pPr>
       <w:r>
         <w:t xml:space="preserve">答えがしっくりこないときに、続けて送るだけで直せる「ひとこと」を、この本の中からまとめました。どのテンプレのあとにも使えます。</w:t>
@@ -29374,14 +29985,61 @@
         </w:pict>
       </w:r>
     </w:p>
-    <w:bookmarkEnd w:id="103"/>
-    <w:bookmarkStart w:id="104" w:name="おわりに"/>
+    <w:bookmarkEnd w:id="134"/>
+    <w:bookmarkStart w:id="137" w:name="おわりに"/>
     <w:p>
       <w:pPr>
         <w:pStyle w:val="Heading1"/>
       </w:pPr>
       <w:r>
         <w:t xml:space="preserve">おわりに</w:t>
+      </w:r>
+    </w:p>
+    <w:p>
+      <w:pPr>
+        <w:pStyle w:val="FirstParagraph"/>
+      </w:pPr>
+      <w:r>
+        <w:drawing>
+          <wp:inline>
+            <wp:extent cx="5080000" cy="5080000"/>
+            <wp:effectExtent b="0" l="0" r="0" t="0"/>
+            <wp:docPr descr="ぷるの" title="" id="135" name="Picture"/>
+            <a:graphic>
+              <a:graphicData uri="http://schemas.openxmlformats.org/drawingml/2006/picture">
+                <pic:pic>
+                  <pic:nvPicPr>
+                    <pic:cNvPr descr="/home/user/ai-sns-company/products/kindle/_style/chara/puruno_cheer.png" id="136" name="Picture"/>
+                    <pic:cNvPicPr>
+                      <a:picLocks noChangeArrowheads="1" noChangeAspect="1"/>
+                    </pic:cNvPicPr>
+                  </pic:nvPicPr>
+                  <pic:blipFill>
+                    <a:blip r:embed="rId43"/>
+                    <a:stretch>
+                      <a:fillRect/>
+                    </a:stretch>
+                  </pic:blipFill>
+                  <pic:spPr bwMode="auto">
+                    <a:xfrm>
+                      <a:off x="0" y="0"/>
+                      <a:ext cx="5080000" cy="5080000"/>
+                    </a:xfrm>
+                    <a:prstGeom prst="rect">
+                      <a:avLst/>
+                    </a:prstGeom>
+                    <a:noFill/>
+                    <a:ln w="9525">
+                      <a:noFill/>
+                      <a:headEnd/>
+                      <a:tailEnd/>
+                    </a:ln>
+                  </pic:spPr>
+                </pic:pic>
+              </a:graphicData>
+            </a:graphic>
+          </wp:inline>
+        </w:drawing>
       </w:r>
     </w:p>
     <w:p>
@@ -29537,14 +30195,61 @@
         </w:pict>
       </w:r>
     </w:p>
-    <w:bookmarkEnd w:id="104"/>
-    <w:bookmarkStart w:id="105" w:name="この本の作り方について"/>
+    <w:bookmarkEnd w:id="137"/>
+    <w:bookmarkStart w:id="140" w:name="この本の作り方について"/>
     <w:p>
       <w:pPr>
         <w:pStyle w:val="Heading1"/>
       </w:pPr>
       <w:r>
         <w:t xml:space="preserve">この本の作り方について</w:t>
+      </w:r>
+    </w:p>
+    <w:p>
+      <w:pPr>
+        <w:pStyle w:val="FirstParagraph"/>
+      </w:pPr>
+      <w:r>
+        <w:drawing>
+          <wp:inline>
+            <wp:extent cx="5080000" cy="5080000"/>
+            <wp:effectExtent b="0" l="0" r="0" t="0"/>
+            <wp:docPr descr="ぷるの" title="" id="138" name="Picture"/>
+            <a:graphic>
+              <a:graphicData uri="http://schemas.openxmlformats.org/drawingml/2006/picture">
+                <pic:pic>
+                  <pic:nvPicPr>
+                    <pic:cNvPr descr="/home/user/ai-sns-company/products/kindle/_style/chara/puruno_ok.png" id="139" name="Picture"/>
+                    <pic:cNvPicPr>
+                      <a:picLocks noChangeArrowheads="1" noChangeAspect="1"/>
+                    </pic:cNvPicPr>
+                  </pic:nvPicPr>
+                  <pic:blipFill>
+                    <a:blip r:embed="rId73"/>
+                    <a:stretch>
+                      <a:fillRect/>
+                    </a:stretch>
+                  </pic:blipFill>
+                  <pic:spPr bwMode="auto">
+                    <a:xfrm>
+                      <a:off x="0" y="0"/>
+                      <a:ext cx="5080000" cy="5080000"/>
+                    </a:xfrm>
+                    <a:prstGeom prst="rect">
+                      <a:avLst/>
+                    </a:prstGeom>
+                    <a:noFill/>
+                    <a:ln w="9525">
+                      <a:noFill/>
+                      <a:headEnd/>
+                      <a:tailEnd/>
+                    </a:ln>
+                  </pic:spPr>
+                </pic:pic>
+              </a:graphicData>
+            </a:graphic>
+          </wp:inline>
+        </w:drawing>
       </w:r>
     </w:p>
     <w:p>
@@ -29595,7 +30300,7 @@
         <w:t xml:space="preserve">発行：スライム国</w:t>
       </w:r>
     </w:p>
-    <w:bookmarkEnd w:id="105"/>
+    <w:bookmarkEnd w:id="140"/>
     <w:sectPr/>
   </w:body>
 </w:document>

--- a/products/kindle/vol3_notices/manuscript.docx
+++ b/products/kindle/vol3_notices/manuscript.docx
@@ -23,7 +23,7 @@
         <w:pStyle w:val="Author"/>
       </w:pPr>
       <w:r>
-        <w:t xml:space="preserve">スライム国</w:t>
+        <w:t xml:space="preserve">スライム王国</w:t>
       </w:r>
     </w:p>
     <w:sdt>
@@ -296,7 +296,7 @@
         <w:t xml:space="preserve">ぷるの</w:t>
       </w:r>
       <w:r>
-        <w:t xml:space="preserve">：こんにちは。スライム国の案内係、スライムの「ぷるの」です。ぷるぷる。</w:t>
+        <w:t xml:space="preserve">：こんにちは。スライム王国の案内係、スライムの「ぷるの」です。ぷるぷる。</w:t>
       </w:r>
     </w:p>
     <w:p>
@@ -30297,7 +30297,7 @@
         <w:pStyle w:val="Compact"/>
       </w:pPr>
       <w:r>
-        <w:t xml:space="preserve">発行：スライム国</w:t>
+        <w:t xml:space="preserve">発行：スライム王国</w:t>
       </w:r>
     </w:p>
     <w:bookmarkEnd w:id="140"/>
